--- a/paper/revision_submission/manuscript_mc_supplementary_revised.docx
+++ b/paper/revision_submission/manuscript_mc_supplementary_revised.docx
@@ -939,7 +939,7 @@
                 <w:sz w:val="16"/>
                 <w:szCs w:val="16"/>
               </w:rPr>
-              <w:t xml:space="preserve">Full-margin endpoint,</w:t>
+              <w:t xml:space="preserve">Full implemented-margin endpoint,</w:t>
             </w:r>
             <w:r>
               <w:rPr>

--- a/paper/revision_submission/manuscript_mc_supplementary_revised.docx
+++ b/paper/revision_submission/manuscript_mc_supplementary_revised.docx
@@ -7902,69 +7902,12 @@
                       </w:rPr>
                       <m:t>=</m:t>
                     </m:r>
-                    <m:sSub>
-                      <m:e>
-                        <m:r>
-                          <w:rPr>
-                            <w:rFonts w:ascii="Times New Roman" w:hAnsi="Times New Roman" w:eastAsia="Times New Roman" w:cs="Times New Roman"/>
-                          </w:rPr>
-                          <m:t>x</m:t>
-                        </m:r>
-                      </m:e>
-                      <m:sub>
-                        <m:r>
-                          <w:rPr>
-                            <w:rFonts w:ascii="Times New Roman" w:hAnsi="Times New Roman" w:eastAsia="Times New Roman" w:cs="Times New Roman"/>
-                          </w:rPr>
-                          <m:t>j</m:t>
-                        </m:r>
-                        <m:r>
-                          <m:rPr>
-                            <m:sty m:val="p"/>
-                          </m:rPr>
-                          <w:rPr>
-                            <w:rFonts w:ascii="Times New Roman" w:hAnsi="Times New Roman" w:eastAsia="Times New Roman" w:cs="Times New Roman"/>
-                          </w:rPr>
-                          <m:t>,</m:t>
-                        </m:r>
-                        <m:r>
-                          <w:rPr>
-                            <w:rFonts w:ascii="Times New Roman" w:hAnsi="Times New Roman" w:eastAsia="Times New Roman" w:cs="Times New Roman"/>
-                          </w:rPr>
-                          <m:t>k</m:t>
-                        </m:r>
-                        <m:r>
-                          <m:rPr>
-                            <m:sty m:val="p"/>
-                          </m:rPr>
-                          <w:rPr>
-                            <w:rFonts w:ascii="Times New Roman" w:hAnsi="Times New Roman" w:eastAsia="Times New Roman" w:cs="Times New Roman"/>
-                          </w:rPr>
-                          <m:t>+</m:t>
-                        </m:r>
-                        <m:r>
-                          <w:rPr>
-                            <w:rFonts w:ascii="Times New Roman" w:hAnsi="Times New Roman" w:eastAsia="Times New Roman" w:cs="Times New Roman"/>
-                          </w:rPr>
-                          <m:t>1</m:t>
-                        </m:r>
-                      </m:sub>
-                    </m:sSub>
-                    <m:r>
-                      <m:rPr>
-                        <m:sty m:val="p"/>
-                      </m:rPr>
-                      <w:rPr>
-                        <w:rFonts w:ascii="Times New Roman" w:hAnsi="Times New Roman" w:eastAsia="Times New Roman" w:cs="Times New Roman"/>
-                      </w:rPr>
-                      <m:t>−</m:t>
-                    </m:r>
-                    <m:sSubSup>
-                      <m:e>
-                        <m:acc>
-                          <m:accPr>
-                            <m:chr m:val="̂"/>
-                          </m:accPr>
+                    <m:f>
+                      <m:fPr>
+                        <m:type m:val="bar"/>
+                      </m:fPr>
+                      <m:num>
+                        <m:sSub>
                           <m:e>
                             <m:r>
                               <w:rPr>
@@ -7973,15 +7916,45 @@
                               <m:t>x</m:t>
                             </m:r>
                           </m:e>
-                        </m:acc>
-                      </m:e>
-                      <m:sub>
-                        <m:r>
-                          <w:rPr>
-                            <w:rFonts w:ascii="Times New Roman" w:hAnsi="Times New Roman" w:eastAsia="Times New Roman" w:cs="Times New Roman"/>
-                          </w:rPr>
-                          <m:t>j</m:t>
-                        </m:r>
+                          <m:sub>
+                            <m:r>
+                              <w:rPr>
+                                <w:rFonts w:ascii="Times New Roman" w:hAnsi="Times New Roman" w:eastAsia="Times New Roman" w:cs="Times New Roman"/>
+                              </w:rPr>
+                              <m:t>j</m:t>
+                            </m:r>
+                            <m:r>
+                              <m:rPr>
+                                <m:sty m:val="p"/>
+                              </m:rPr>
+                              <w:rPr>
+                                <w:rFonts w:ascii="Times New Roman" w:hAnsi="Times New Roman" w:eastAsia="Times New Roman" w:cs="Times New Roman"/>
+                              </w:rPr>
+                              <m:t>,</m:t>
+                            </m:r>
+                            <m:r>
+                              <w:rPr>
+                                <w:rFonts w:ascii="Times New Roman" w:hAnsi="Times New Roman" w:eastAsia="Times New Roman" w:cs="Times New Roman"/>
+                              </w:rPr>
+                              <m:t>k</m:t>
+                            </m:r>
+                            <m:r>
+                              <m:rPr>
+                                <m:sty m:val="p"/>
+                              </m:rPr>
+                              <w:rPr>
+                                <w:rFonts w:ascii="Times New Roman" w:hAnsi="Times New Roman" w:eastAsia="Times New Roman" w:cs="Times New Roman"/>
+                              </w:rPr>
+                              <m:t>+</m:t>
+                            </m:r>
+                            <m:r>
+                              <w:rPr>
+                                <w:rFonts w:ascii="Times New Roman" w:hAnsi="Times New Roman" w:eastAsia="Times New Roman" w:cs="Times New Roman"/>
+                              </w:rPr>
+                              <m:t>1</m:t>
+                            </m:r>
+                          </m:sub>
+                        </m:sSub>
                         <m:r>
                           <m:rPr>
                             <m:sty m:val="p"/>
@@ -7989,75 +7962,129 @@
                           <w:rPr>
                             <w:rFonts w:ascii="Times New Roman" w:hAnsi="Times New Roman" w:eastAsia="Times New Roman" w:cs="Times New Roman"/>
                           </w:rPr>
-                          <m:t>,</m:t>
+                          <m:t>−</m:t>
                         </m:r>
-                        <m:r>
-                          <w:rPr>
-                            <w:rFonts w:ascii="Times New Roman" w:hAnsi="Times New Roman" w:eastAsia="Times New Roman" w:cs="Times New Roman"/>
-                          </w:rPr>
-                          <m:t>k</m:t>
-                        </m:r>
-                        <m:r>
-                          <m:rPr>
-                            <m:sty m:val="p"/>
-                          </m:rPr>
-                          <w:rPr>
-                            <w:rFonts w:ascii="Times New Roman" w:hAnsi="Times New Roman" w:eastAsia="Times New Roman" w:cs="Times New Roman"/>
-                          </w:rPr>
-                          <m:t>+</m:t>
-                        </m:r>
-                        <m:r>
-                          <w:rPr>
-                            <w:rFonts w:ascii="Times New Roman" w:hAnsi="Times New Roman" w:eastAsia="Times New Roman" w:cs="Times New Roman"/>
-                          </w:rPr>
-                          <m:t>1</m:t>
-                        </m:r>
-                        <m:r>
-                          <m:rPr>
-                            <m:sty m:val="p"/>
-                          </m:rPr>
-                          <w:rPr>
-                            <w:rFonts w:ascii="Times New Roman" w:hAnsi="Times New Roman" w:eastAsia="Times New Roman" w:cs="Times New Roman"/>
-                          </w:rPr>
-                          <m:t>|</m:t>
-                        </m:r>
-                        <m:r>
-                          <w:rPr>
-                            <w:rFonts w:ascii="Times New Roman" w:hAnsi="Times New Roman" w:eastAsia="Times New Roman" w:cs="Times New Roman"/>
-                          </w:rPr>
-                          <m:t>k</m:t>
-                        </m:r>
-                      </m:sub>
-                      <m:sup>
-                        <m:r>
-                          <m:rPr>
-                            <m:sty m:val="p"/>
-                          </m:rPr>
-                          <w:rPr>
-                            <w:rFonts w:ascii="Times New Roman" w:hAnsi="Times New Roman" w:eastAsia="Times New Roman" w:cs="Times New Roman"/>
-                          </w:rPr>
-                          <m:t>n</m:t>
-                        </m:r>
-                        <m:r>
-                          <m:rPr>
-                            <m:sty m:val="p"/>
-                          </m:rPr>
-                          <w:rPr>
-                            <w:rFonts w:ascii="Times New Roman" w:hAnsi="Times New Roman" w:eastAsia="Times New Roman" w:cs="Times New Roman"/>
-                          </w:rPr>
-                          <m:t>o</m:t>
-                        </m:r>
-                        <m:r>
-                          <m:rPr>
-                            <m:sty m:val="p"/>
-                          </m:rPr>
-                          <w:rPr>
-                            <w:rFonts w:ascii="Times New Roman" w:hAnsi="Times New Roman" w:eastAsia="Times New Roman" w:cs="Times New Roman"/>
-                          </w:rPr>
-                          <m:t>m</m:t>
-                        </m:r>
-                      </m:sup>
-                    </m:sSubSup>
+                        <m:sSubSup>
+                          <m:e>
+                            <m:acc>
+                              <m:accPr>
+                                <m:chr m:val="̂"/>
+                              </m:accPr>
+                              <m:e>
+                                <m:r>
+                                  <w:rPr>
+                                    <w:rFonts w:ascii="Times New Roman" w:hAnsi="Times New Roman" w:eastAsia="Times New Roman" w:cs="Times New Roman"/>
+                                  </w:rPr>
+                                  <m:t>x</m:t>
+                                </m:r>
+                              </m:e>
+                            </m:acc>
+                          </m:e>
+                          <m:sub>
+                            <m:r>
+                              <w:rPr>
+                                <w:rFonts w:ascii="Times New Roman" w:hAnsi="Times New Roman" w:eastAsia="Times New Roman" w:cs="Times New Roman"/>
+                              </w:rPr>
+                              <m:t>j</m:t>
+                            </m:r>
+                            <m:r>
+                              <m:rPr>
+                                <m:sty m:val="p"/>
+                              </m:rPr>
+                              <w:rPr>
+                                <w:rFonts w:ascii="Times New Roman" w:hAnsi="Times New Roman" w:eastAsia="Times New Roman" w:cs="Times New Roman"/>
+                              </w:rPr>
+                              <m:t>,</m:t>
+                            </m:r>
+                            <m:r>
+                              <w:rPr>
+                                <w:rFonts w:ascii="Times New Roman" w:hAnsi="Times New Roman" w:eastAsia="Times New Roman" w:cs="Times New Roman"/>
+                              </w:rPr>
+                              <m:t>k</m:t>
+                            </m:r>
+                            <m:r>
+                              <m:rPr>
+                                <m:sty m:val="p"/>
+                              </m:rPr>
+                              <w:rPr>
+                                <w:rFonts w:ascii="Times New Roman" w:hAnsi="Times New Roman" w:eastAsia="Times New Roman" w:cs="Times New Roman"/>
+                              </w:rPr>
+                              <m:t>+</m:t>
+                            </m:r>
+                            <m:r>
+                              <w:rPr>
+                                <w:rFonts w:ascii="Times New Roman" w:hAnsi="Times New Roman" w:eastAsia="Times New Roman" w:cs="Times New Roman"/>
+                              </w:rPr>
+                              <m:t>1</m:t>
+                            </m:r>
+                            <m:r>
+                              <m:rPr>
+                                <m:sty m:val="p"/>
+                              </m:rPr>
+                              <w:rPr>
+                                <w:rFonts w:ascii="Times New Roman" w:hAnsi="Times New Roman" w:eastAsia="Times New Roman" w:cs="Times New Roman"/>
+                              </w:rPr>
+                              <m:t>|</m:t>
+                            </m:r>
+                            <m:r>
+                              <w:rPr>
+                                <w:rFonts w:ascii="Times New Roman" w:hAnsi="Times New Roman" w:eastAsia="Times New Roman" w:cs="Times New Roman"/>
+                              </w:rPr>
+                              <m:t>k</m:t>
+                            </m:r>
+                          </m:sub>
+                          <m:sup>
+                            <m:r>
+                              <m:rPr>
+                                <m:sty m:val="p"/>
+                              </m:rPr>
+                              <w:rPr>
+                                <w:rFonts w:ascii="Times New Roman" w:hAnsi="Times New Roman" w:eastAsia="Times New Roman" w:cs="Times New Roman"/>
+                              </w:rPr>
+                              <m:t>n</m:t>
+                            </m:r>
+                            <m:r>
+                              <m:rPr>
+                                <m:sty m:val="p"/>
+                              </m:rPr>
+                              <w:rPr>
+                                <w:rFonts w:ascii="Times New Roman" w:hAnsi="Times New Roman" w:eastAsia="Times New Roman" w:cs="Times New Roman"/>
+                              </w:rPr>
+                              <m:t>o</m:t>
+                            </m:r>
+                            <m:r>
+                              <m:rPr>
+                                <m:sty m:val="p"/>
+                              </m:rPr>
+                              <w:rPr>
+                                <w:rFonts w:ascii="Times New Roman" w:hAnsi="Times New Roman" w:eastAsia="Times New Roman" w:cs="Times New Roman"/>
+                              </w:rPr>
+                              <m:t>m</m:t>
+                            </m:r>
+                          </m:sup>
+                        </m:sSubSup>
+                      </m:num>
+                      <m:den>
+                        <m:sSub>
+                          <m:e>
+                            <m:r>
+                              <w:rPr>
+                                <w:rFonts w:ascii="Times New Roman" w:hAnsi="Times New Roman" w:eastAsia="Times New Roman" w:cs="Times New Roman"/>
+                              </w:rPr>
+                              <m:t>T</m:t>
+                            </m:r>
+                          </m:e>
+                          <m:sub>
+                            <m:r>
+                              <w:rPr>
+                                <w:rFonts w:ascii="Times New Roman" w:hAnsi="Times New Roman" w:eastAsia="Times New Roman" w:cs="Times New Roman"/>
+                              </w:rPr>
+                              <m:t>s</m:t>
+                            </m:r>
+                          </m:sub>
+                        </m:sSub>
+                      </m:den>
+                    </m:f>
                     <m:r>
                       <m:rPr>
                         <m:sty m:val="p"/>
@@ -8101,6 +8128,269 @@
         </w:tc>
       </w:tr>
     </w:tbl>
+    <w:p>
+      <w:pPr>
+        <w:pStyle w:val="11"/>
+        <w:jc w:val="left"/>
+        <w:ind w:firstLine="420"/>
+      </w:pPr>
+      <w:r>
+        <w:rPr>
+          <w:rFonts w:ascii="Times New Roman" w:hAnsi="Times New Roman" w:eastAsia="Times New Roman" w:cs="Times New Roman"/>
+          <w:sz w:val="20"/>
+          <w:szCs w:val="20"/>
+        </w:rPr>
+        <w:t xml:space="preserve">Here</w:t>
+      </w:r>
+      <w:r>
+        <w:rPr>
+          <w:rFonts w:ascii="Times New Roman" w:hAnsi="Times New Roman" w:eastAsia="Times New Roman" w:cs="Times New Roman"/>
+          <w:sz w:val="20"/>
+          <w:szCs w:val="20"/>
+        </w:rPr>
+        <w:t xml:space="preserve"> </w:t>
+      </w:r>
+      <m:oMath>
+        <m:sSub>
+          <m:e>
+            <m:r>
+              <w:rPr>
+                <w:rFonts w:ascii="Times New Roman" w:hAnsi="Times New Roman" w:eastAsia="Times New Roman" w:cs="Times New Roman"/>
+              </w:rPr>
+              <m:t>r</m:t>
+            </m:r>
+          </m:e>
+          <m:sub>
+            <m:r>
+              <w:rPr>
+                <w:rFonts w:ascii="Times New Roman" w:hAnsi="Times New Roman" w:eastAsia="Times New Roman" w:cs="Times New Roman"/>
+              </w:rPr>
+              <m:t>j</m:t>
+            </m:r>
+            <m:r>
+              <m:rPr>
+                <m:sty m:val="p"/>
+              </m:rPr>
+              <w:rPr>
+                <w:rFonts w:ascii="Times New Roman" w:hAnsi="Times New Roman" w:eastAsia="Times New Roman" w:cs="Times New Roman"/>
+              </w:rPr>
+              <m:t>,</m:t>
+            </m:r>
+            <m:r>
+              <w:rPr>
+                <w:rFonts w:ascii="Times New Roman" w:hAnsi="Times New Roman" w:eastAsia="Times New Roman" w:cs="Times New Roman"/>
+              </w:rPr>
+              <m:t>k</m:t>
+            </m:r>
+            <m:r>
+              <m:rPr>
+                <m:sty m:val="p"/>
+              </m:rPr>
+              <w:rPr>
+                <w:rFonts w:ascii="Times New Roman" w:hAnsi="Times New Roman" w:eastAsia="Times New Roman" w:cs="Times New Roman"/>
+              </w:rPr>
+              <m:t>+</m:t>
+            </m:r>
+            <m:r>
+              <w:rPr>
+                <w:rFonts w:ascii="Times New Roman" w:hAnsi="Times New Roman" w:eastAsia="Times New Roman" w:cs="Times New Roman"/>
+              </w:rPr>
+              <m:t>1</m:t>
+            </m:r>
+          </m:sub>
+        </m:sSub>
+      </m:oMath>
+      <w:r>
+        <w:rPr>
+          <w:rFonts w:ascii="Times New Roman" w:hAnsi="Times New Roman" w:eastAsia="Times New Roman" w:cs="Times New Roman"/>
+          <w:sz w:val="20"/>
+          <w:szCs w:val="20"/>
+        </w:rPr>
+        <w:t xml:space="preserve">,</w:t>
+      </w:r>
+      <w:r>
+        <w:rPr>
+          <w:rFonts w:ascii="Times New Roman" w:hAnsi="Times New Roman" w:eastAsia="Times New Roman" w:cs="Times New Roman"/>
+          <w:sz w:val="20"/>
+          <w:szCs w:val="20"/>
+        </w:rPr>
+        <w:t xml:space="preserve"> </w:t>
+      </w:r>
+      <m:oMath>
+        <m:sSub>
+          <m:e>
+            <m:r>
+              <w:rPr>
+                <w:rFonts w:ascii="Times New Roman" w:hAnsi="Times New Roman" w:eastAsia="Times New Roman" w:cs="Times New Roman"/>
+              </w:rPr>
+              <m:t>μ</m:t>
+            </m:r>
+          </m:e>
+          <m:sub>
+            <m:r>
+              <w:rPr>
+                <w:rFonts w:ascii="Times New Roman" w:hAnsi="Times New Roman" w:eastAsia="Times New Roman" w:cs="Times New Roman"/>
+              </w:rPr>
+              <m:t>j</m:t>
+            </m:r>
+          </m:sub>
+        </m:sSub>
+      </m:oMath>
+      <w:r>
+        <w:rPr>
+          <w:rFonts w:ascii="Times New Roman" w:hAnsi="Times New Roman" w:eastAsia="Times New Roman" w:cs="Times New Roman"/>
+          <w:sz w:val="20"/>
+          <w:szCs w:val="20"/>
+        </w:rPr>
+        <w:t xml:space="preserve">,</w:t>
+      </w:r>
+      <w:r>
+        <w:rPr>
+          <w:rFonts w:ascii="Times New Roman" w:hAnsi="Times New Roman" w:eastAsia="Times New Roman" w:cs="Times New Roman"/>
+          <w:sz w:val="20"/>
+          <w:szCs w:val="20"/>
+        </w:rPr>
+        <w:t xml:space="preserve"> </w:t>
+      </w:r>
+      <m:oMath>
+        <m:sSub>
+          <m:e>
+            <m:r>
+              <w:rPr>
+                <w:rFonts w:ascii="Times New Roman" w:hAnsi="Times New Roman" w:eastAsia="Times New Roman" w:cs="Times New Roman"/>
+              </w:rPr>
+              <m:t>σ</m:t>
+            </m:r>
+          </m:e>
+          <m:sub>
+            <m:r>
+              <w:rPr>
+                <w:rFonts w:ascii="Times New Roman" w:hAnsi="Times New Roman" w:eastAsia="Times New Roman" w:cs="Times New Roman"/>
+              </w:rPr>
+              <m:t>j</m:t>
+            </m:r>
+          </m:sub>
+        </m:sSub>
+      </m:oMath>
+      <w:r>
+        <w:rPr>
+          <w:rFonts w:ascii="Times New Roman" w:hAnsi="Times New Roman" w:eastAsia="Times New Roman" w:cs="Times New Roman"/>
+          <w:sz w:val="20"/>
+          <w:szCs w:val="20"/>
+        </w:rPr>
+        <w:t xml:space="preserve">, and</w:t>
+      </w:r>
+      <w:r>
+        <w:rPr>
+          <w:rFonts w:ascii="Times New Roman" w:hAnsi="Times New Roman" w:eastAsia="Times New Roman" w:cs="Times New Roman"/>
+          <w:sz w:val="20"/>
+          <w:szCs w:val="20"/>
+        </w:rPr>
+        <w:t xml:space="preserve"> </w:t>
+      </w:r>
+      <m:oMath>
+        <m:sSub>
+          <m:e>
+            <m:r>
+              <w:rPr>
+                <w:rFonts w:ascii="Times New Roman" w:hAnsi="Times New Roman" w:eastAsia="Times New Roman" w:cs="Times New Roman"/>
+              </w:rPr>
+              <m:t>σ</m:t>
+            </m:r>
+          </m:e>
+          <m:sub>
+            <m:r>
+              <w:rPr>
+                <w:rFonts w:ascii="Times New Roman" w:hAnsi="Times New Roman" w:eastAsia="Times New Roman" w:cs="Times New Roman"/>
+              </w:rPr>
+              <m:t>n</m:t>
+            </m:r>
+            <m:r>
+              <m:rPr>
+                <m:sty m:val="p"/>
+              </m:rPr>
+              <w:rPr>
+                <w:rFonts w:ascii="Times New Roman" w:hAnsi="Times New Roman" w:eastAsia="Times New Roman" w:cs="Times New Roman"/>
+              </w:rPr>
+              <m:t>,</m:t>
+            </m:r>
+            <m:r>
+              <w:rPr>
+                <w:rFonts w:ascii="Times New Roman" w:hAnsi="Times New Roman" w:eastAsia="Times New Roman" w:cs="Times New Roman"/>
+              </w:rPr>
+              <m:t>j</m:t>
+            </m:r>
+          </m:sub>
+        </m:sSub>
+      </m:oMath>
+      <w:r>
+        <w:rPr>
+          <w:rFonts w:ascii="Times New Roman" w:hAnsi="Times New Roman" w:eastAsia="Times New Roman" w:cs="Times New Roman"/>
+          <w:sz w:val="20"/>
+          <w:szCs w:val="20"/>
+        </w:rPr>
+        <w:t xml:space="preserve"> </w:t>
+      </w:r>
+      <w:r>
+        <w:rPr>
+          <w:rFonts w:ascii="Times New Roman" w:hAnsi="Times New Roman" w:eastAsia="Times New Roman" w:cs="Times New Roman"/>
+          <w:sz w:val="20"/>
+          <w:szCs w:val="20"/>
+        </w:rPr>
+        <w:t xml:space="preserve">all have residual-rate units. Because the deployed sampling period is</w:t>
+      </w:r>
+      <w:r>
+        <w:rPr>
+          <w:rFonts w:ascii="Times New Roman" w:hAnsi="Times New Roman" w:eastAsia="Times New Roman" w:cs="Times New Roman"/>
+          <w:sz w:val="20"/>
+          <w:szCs w:val="20"/>
+        </w:rPr>
+        <w:t xml:space="preserve"> </w:t>
+      </w:r>
+      <m:oMath>
+        <m:sSub>
+          <m:e>
+            <m:r>
+              <w:rPr>
+                <w:rFonts w:ascii="Times New Roman" w:hAnsi="Times New Roman" w:eastAsia="Times New Roman" w:cs="Times New Roman"/>
+              </w:rPr>
+              <m:t>T</m:t>
+            </m:r>
+          </m:e>
+          <m:sub>
+            <m:r>
+              <w:rPr>
+                <w:rFonts w:ascii="Times New Roman" w:hAnsi="Times New Roman" w:eastAsia="Times New Roman" w:cs="Times New Roman"/>
+              </w:rPr>
+              <m:t>s</m:t>
+            </m:r>
+          </m:sub>
+        </m:sSub>
+        <m:r>
+          <m:rPr>
+            <m:sty m:val="p"/>
+          </m:rPr>
+          <w:rPr>
+            <w:rFonts w:ascii="Times New Roman" w:hAnsi="Times New Roman" w:eastAsia="Times New Roman" w:cs="Times New Roman"/>
+          </w:rPr>
+          <m:t>=</m:t>
+        </m:r>
+        <m:r>
+          <w:rPr>
+            <w:rFonts w:ascii="Times New Roman" w:hAnsi="Times New Roman" w:eastAsia="Times New Roman" w:cs="Times New Roman"/>
+          </w:rPr>
+          <m:t>1</m:t>
+        </m:r>
+      </m:oMath>
+      <w:r>
+        <w:rPr>
+          <w:rFonts w:ascii="Times New Roman" w:hAnsi="Times New Roman" w:eastAsia="Times New Roman" w:cs="Times New Roman"/>
+          <w:sz w:val="20"/>
+          <w:szCs w:val="20"/>
+        </w:rPr>
+        <w:t xml:space="preserve"> s, this notation correction does not change the reported numerical thresholds.</w:t>
+      </w:r>
+    </w:p>
     <w:p>
       <w:pPr>
         <w:jc w:val="left"/>
@@ -8991,520 +9281,13 @@
                   <m:e>
                     <m:r>
                       <m:rPr>
-                        <m:scr m:val="sans-serif"/>
-                        <m:sty m:val="p"/>
-                      </m:rPr>
-                      <w:rPr>
-                        <w:rFonts w:ascii="Times New Roman" w:hAnsi="Times New Roman" w:eastAsia="Times New Roman" w:cs="Times New Roman"/>
-                      </w:rPr>
-                      <m:t>G</m:t>
-                    </m:r>
-                    <m:r>
-                      <m:rPr>
-                        <m:scr m:val="sans-serif"/>
-                        <m:sty m:val="p"/>
-                      </m:rPr>
-                      <w:rPr>
-                        <w:rFonts w:ascii="Times New Roman" w:hAnsi="Times New Roman" w:eastAsia="Times New Roman" w:cs="Times New Roman"/>
-                      </w:rPr>
-                      <m:t>P</m:t>
-                    </m:r>
-                    <m:r>
-                      <m:rPr>
-                        <m:scr m:val="sans-serif"/>
-                        <m:sty m:val="p"/>
-                      </m:rPr>
-                      <w:rPr>
-                        <w:rFonts w:ascii="Times New Roman" w:hAnsi="Times New Roman" w:eastAsia="Times New Roman" w:cs="Times New Roman"/>
-                      </w:rPr>
-                      <m:t/>
-                    </m:r>
-                    <m:r>
-                      <m:rPr>
                         <m:nor/>
                         <m:sty m:val="p"/>
                       </m:rPr>
                       <w:rPr>
                         <w:rFonts w:ascii="Times New Roman" w:hAnsi="Times New Roman" w:eastAsia="Times New Roman" w:cs="Times New Roman"/>
                       </w:rPr>
-                      <m:t>-</m:t>
-                    </m:r>
-                    <m:r>
-                      <m:rPr>
-                        <m:scr m:val="sans-serif"/>
-                        <m:sty m:val="p"/>
-                      </m:rPr>
-                      <w:rPr>
-                        <w:rFonts w:ascii="Times New Roman" w:hAnsi="Times New Roman" w:eastAsia="Times New Roman" w:cs="Times New Roman"/>
-                      </w:rPr>
-                      <m:t/>
-                    </m:r>
-                    <m:r>
-                      <m:rPr>
-                        <m:scr m:val="sans-serif"/>
-                        <m:sty m:val="p"/>
-                      </m:rPr>
-                      <w:rPr>
-                        <w:rFonts w:ascii="Times New Roman" w:hAnsi="Times New Roman" w:eastAsia="Times New Roman" w:cs="Times New Roman"/>
-                      </w:rPr>
-                      <m:t>R</m:t>
-                    </m:r>
-                    <m:r>
-                      <m:rPr>
-                        <m:scr m:val="sans-serif"/>
-                        <m:sty m:val="p"/>
-                      </m:rPr>
-                      <w:rPr>
-                        <w:rFonts w:ascii="Times New Roman" w:hAnsi="Times New Roman" w:eastAsia="Times New Roman" w:cs="Times New Roman"/>
-                      </w:rPr>
-                      <m:t>o</m:t>
-                    </m:r>
-                    <m:r>
-                      <m:rPr>
-                        <m:scr m:val="sans-serif"/>
-                        <m:sty m:val="p"/>
-                      </m:rPr>
-                      <w:rPr>
-                        <w:rFonts w:ascii="Times New Roman" w:hAnsi="Times New Roman" w:eastAsia="Times New Roman" w:cs="Times New Roman"/>
-                      </w:rPr>
-                      <m:t>C</m:t>
-                    </m:r>
-                    <m:r>
-                      <m:rPr>
-                        <m:scr m:val="sans-serif"/>
-                        <m:sty m:val="p"/>
-                      </m:rPr>
-                      <w:rPr>
-                        <w:rFonts w:ascii="Times New Roman" w:hAnsi="Times New Roman" w:eastAsia="Times New Roman" w:cs="Times New Roman"/>
-                      </w:rPr>
-                      <m:t>B</m:t>
-                    </m:r>
-                    <m:r>
-                      <m:rPr>
-                        <m:scr m:val="sans-serif"/>
-                        <m:sty m:val="p"/>
-                      </m:rPr>
-                      <w:rPr>
-                        <w:rFonts w:ascii="Times New Roman" w:hAnsi="Times New Roman" w:eastAsia="Times New Roman" w:cs="Times New Roman"/>
-                      </w:rPr>
-                      <m:t>F</m:t>
-                    </m:r>
-                    <m:r>
-                      <m:rPr>
-                        <m:scr m:val="sans-serif"/>
-                        <m:sty m:val="p"/>
-                      </m:rPr>
-                      <w:rPr>
-                        <w:rFonts w:ascii="Times New Roman" w:hAnsi="Times New Roman" w:eastAsia="Times New Roman" w:cs="Times New Roman"/>
-                      </w:rPr>
-                      <m:t/>
-                    </m:r>
-                    <m:r>
-                      <m:rPr>
-                        <m:nor/>
-                        <m:sty m:val="p"/>
-                      </m:rPr>
-                      <w:rPr>
-                        <w:rFonts w:ascii="Times New Roman" w:hAnsi="Times New Roman" w:eastAsia="Times New Roman" w:cs="Times New Roman"/>
-                      </w:rPr>
-                      <m:t>-</m:t>
-                    </m:r>
-                    <m:r>
-                      <m:rPr>
-                        <m:scr m:val="sans-serif"/>
-                        <m:sty m:val="p"/>
-                      </m:rPr>
-                      <w:rPr>
-                        <w:rFonts w:ascii="Times New Roman" w:hAnsi="Times New Roman" w:eastAsia="Times New Roman" w:cs="Times New Roman"/>
-                      </w:rPr>
-                      <m:t/>
-                    </m:r>
-                    <m:r>
-                      <m:rPr>
-                        <m:scr m:val="sans-serif"/>
-                        <m:sty m:val="p"/>
-                      </m:rPr>
-                      <w:rPr>
-                        <w:rFonts w:ascii="Times New Roman" w:hAnsi="Times New Roman" w:eastAsia="Times New Roman" w:cs="Times New Roman"/>
-                      </w:rPr>
-                      <m:t>S</m:t>
-                    </m:r>
-                    <m:r>
-                      <m:rPr>
-                        <m:scr m:val="sans-serif"/>
-                        <m:sty m:val="p"/>
-                      </m:rPr>
-                      <w:rPr>
-                        <w:rFonts w:ascii="Times New Roman" w:hAnsi="Times New Roman" w:eastAsia="Times New Roman" w:cs="Times New Roman"/>
-                      </w:rPr>
-                      <m:t>F</m:t>
-                    </m:r>
-                    <m:r>
-                      <w:rPr>
-                        <w:rFonts w:ascii="Times New Roman" w:hAnsi="Times New Roman" w:eastAsia="Times New Roman" w:cs="Times New Roman"/>
-                      </w:rPr>
-                      <m:t>&amp;</m:t>
-                    </m:r>
-                    <m:r>
-                      <m:rPr>
-                        <m:sty m:val="p"/>
-                      </m:rPr>
-                      <w:rPr>
-                        <w:rFonts w:ascii="Times New Roman" w:hAnsi="Times New Roman" w:eastAsia="Times New Roman" w:cs="Times New Roman"/>
-                      </w:rPr>
-                      <m:t>→</m:t>
-                    </m:r>
-                    <m:sSub>
-                      <m:e>
-                        <m:r>
-                          <m:rPr>
-                            <m:scr m:val="sans-serif"/>
-                            <m:sty m:val="p"/>
-                          </m:rPr>
-                          <w:rPr>
-                            <w:rFonts w:ascii="Times New Roman" w:hAnsi="Times New Roman" w:eastAsia="Times New Roman" w:cs="Times New Roman"/>
-                          </w:rPr>
-                          <m:t>n</m:t>
-                        </m:r>
-                        <m:r>
-                          <m:rPr>
-                            <m:scr m:val="sans-serif"/>
-                            <m:sty m:val="p"/>
-                          </m:rPr>
-                          <w:rPr>
-                            <w:rFonts w:ascii="Times New Roman" w:hAnsi="Times New Roman" w:eastAsia="Times New Roman" w:cs="Times New Roman"/>
-                          </w:rPr>
-                          <m:t>o</m:t>
-                        </m:r>
-                        <m:r>
-                          <m:rPr>
-                            <m:scr m:val="sans-serif"/>
-                            <m:sty m:val="p"/>
-                          </m:rPr>
-                          <w:rPr>
-                            <w:rFonts w:ascii="Times New Roman" w:hAnsi="Times New Roman" w:eastAsia="Times New Roman" w:cs="Times New Roman"/>
-                          </w:rPr>
-                          <m:t>m</m:t>
-                        </m:r>
-                        <m:r>
-                          <m:rPr>
-                            <m:scr m:val="sans-serif"/>
-                            <m:sty m:val="p"/>
-                          </m:rPr>
-                          <w:rPr>
-                            <w:rFonts w:ascii="Times New Roman" w:hAnsi="Times New Roman" w:eastAsia="Times New Roman" w:cs="Times New Roman"/>
-                          </w:rPr>
-                          <m:t>i</m:t>
-                        </m:r>
-                        <m:r>
-                          <m:rPr>
-                            <m:scr m:val="sans-serif"/>
-                            <m:sty m:val="p"/>
-                          </m:rPr>
-                          <w:rPr>
-                            <w:rFonts w:ascii="Times New Roman" w:hAnsi="Times New Roman" w:eastAsia="Times New Roman" w:cs="Times New Roman"/>
-                          </w:rPr>
-                          <m:t>n</m:t>
-                        </m:r>
-                        <m:r>
-                          <m:rPr>
-                            <m:scr m:val="sans-serif"/>
-                            <m:sty m:val="p"/>
-                          </m:rPr>
-                          <w:rPr>
-                            <w:rFonts w:ascii="Times New Roman" w:hAnsi="Times New Roman" w:eastAsia="Times New Roman" w:cs="Times New Roman"/>
-                          </w:rPr>
-                          <m:t>a</m:t>
-                        </m:r>
-                        <m:r>
-                          <m:rPr>
-                            <m:scr m:val="sans-serif"/>
-                            <m:sty m:val="p"/>
-                          </m:rPr>
-                          <w:rPr>
-                            <w:rFonts w:ascii="Times New Roman" w:hAnsi="Times New Roman" w:eastAsia="Times New Roman" w:cs="Times New Roman"/>
-                          </w:rPr>
-                          <m:t>l</m:t>
-                        </m:r>
-                        <m:r>
-                          <m:rPr>
-                            <m:scr m:val="sans-serif"/>
-                            <m:sty m:val="p"/>
-                          </m:rPr>
-                          <w:rPr>
-                            <w:rFonts w:ascii="Times New Roman" w:hAnsi="Times New Roman" w:eastAsia="Times New Roman" w:cs="Times New Roman"/>
-                          </w:rPr>
-                          <m:t> </m:t>
-                        </m:r>
-                        <m:r>
-                          <m:rPr>
-                            <m:scr m:val="sans-serif"/>
-                            <m:sty m:val="p"/>
-                          </m:rPr>
-                          <w:rPr>
-                            <w:rFonts w:ascii="Times New Roman" w:hAnsi="Times New Roman" w:eastAsia="Times New Roman" w:cs="Times New Roman"/>
-                          </w:rPr>
-                          <m:t>H</m:t>
-                        </m:r>
-                        <m:r>
-                          <m:rPr>
-                            <m:scr m:val="sans-serif"/>
-                            <m:sty m:val="p"/>
-                          </m:rPr>
-                          <w:rPr>
-                            <w:rFonts w:ascii="Times New Roman" w:hAnsi="Times New Roman" w:eastAsia="Times New Roman" w:cs="Times New Roman"/>
-                          </w:rPr>
-                          <m:t>O</m:t>
-                        </m:r>
-                        <m:r>
-                          <m:rPr>
-                            <m:scr m:val="sans-serif"/>
-                            <m:sty m:val="p"/>
-                          </m:rPr>
-                          <w:rPr>
-                            <w:rFonts w:ascii="Times New Roman" w:hAnsi="Times New Roman" w:eastAsia="Times New Roman" w:cs="Times New Roman"/>
-                          </w:rPr>
-                          <m:t>C</m:t>
-                        </m:r>
-                        <m:r>
-                          <m:rPr>
-                            <m:scr m:val="sans-serif"/>
-                            <m:sty m:val="p"/>
-                          </m:rPr>
-                          <w:rPr>
-                            <w:rFonts w:ascii="Times New Roman" w:hAnsi="Times New Roman" w:eastAsia="Times New Roman" w:cs="Times New Roman"/>
-                          </w:rPr>
-                          <m:t>B</m:t>
-                        </m:r>
-                        <m:r>
-                          <m:rPr>
-                            <m:scr m:val="sans-serif"/>
-                            <m:sty m:val="p"/>
-                          </m:rPr>
-                          <w:rPr>
-                            <w:rFonts w:ascii="Times New Roman" w:hAnsi="Times New Roman" w:eastAsia="Times New Roman" w:cs="Times New Roman"/>
-                          </w:rPr>
-                          <m:t>F</m:t>
-                        </m:r>
-                      </m:e>
-                      <m:sub>
-                        <m:r>
-                          <m:rPr>
-                            <m:sty m:val="p"/>
-                          </m:rPr>
-                          <w:rPr>
-                            <w:rFonts w:ascii="Times New Roman" w:hAnsi="Times New Roman" w:eastAsia="Times New Roman" w:cs="Times New Roman"/>
-                          </w:rPr>
-                          <m:t>≤</m:t>
-                        </m:r>
-                        <m:r>
-                          <w:rPr>
-                            <w:rFonts w:ascii="Times New Roman" w:hAnsi="Times New Roman" w:eastAsia="Times New Roman" w:cs="Times New Roman"/>
-                          </w:rPr>
-                          <m:t>10</m:t>
-                        </m:r>
-                        <m:r>
-                          <w:rPr>
-                            <w:rFonts w:ascii="Times New Roman" w:hAnsi="Times New Roman" w:eastAsia="Times New Roman" w:cs="Times New Roman"/>
-                          </w:rPr>
-                          <m:t> </m:t>
-                        </m:r>
-                        <m:r>
-                          <m:rPr>
-                            <m:sty m:val="p"/>
-                          </m:rPr>
-                          <w:rPr>
-                            <w:rFonts w:ascii="Times New Roman" w:hAnsi="Times New Roman" w:eastAsia="Times New Roman" w:cs="Times New Roman"/>
-                          </w:rPr>
-                          <m:t>c</m:t>
-                        </m:r>
-                        <m:r>
-                          <m:rPr>
-                            <m:sty m:val="p"/>
-                          </m:rPr>
-                          <w:rPr>
-                            <w:rFonts w:ascii="Times New Roman" w:hAnsi="Times New Roman" w:eastAsia="Times New Roman" w:cs="Times New Roman"/>
-                          </w:rPr>
-                          <m:t>y</m:t>
-                        </m:r>
-                        <m:r>
-                          <m:rPr>
-                            <m:sty m:val="p"/>
-                          </m:rPr>
-                          <w:rPr>
-                            <w:rFonts w:ascii="Times New Roman" w:hAnsi="Times New Roman" w:eastAsia="Times New Roman" w:cs="Times New Roman"/>
-                          </w:rPr>
-                          <m:t>c</m:t>
-                        </m:r>
-                        <m:r>
-                          <m:rPr>
-                            <m:sty m:val="p"/>
-                          </m:rPr>
-                          <w:rPr>
-                            <w:rFonts w:ascii="Times New Roman" w:hAnsi="Times New Roman" w:eastAsia="Times New Roman" w:cs="Times New Roman"/>
-                          </w:rPr>
-                          <m:t>l</m:t>
-                        </m:r>
-                        <m:r>
-                          <m:rPr>
-                            <m:sty m:val="p"/>
-                          </m:rPr>
-                          <w:rPr>
-                            <w:rFonts w:ascii="Times New Roman" w:hAnsi="Times New Roman" w:eastAsia="Times New Roman" w:cs="Times New Roman"/>
-                          </w:rPr>
-                          <m:t>e</m:t>
-                        </m:r>
-                        <m:r>
-                          <m:rPr>
-                            <m:sty m:val="p"/>
-                          </m:rPr>
-                          <w:rPr>
-                            <w:rFonts w:ascii="Times New Roman" w:hAnsi="Times New Roman" w:eastAsia="Times New Roman" w:cs="Times New Roman"/>
-                          </w:rPr>
-                          <m:t>s</m:t>
-                        </m:r>
-                      </m:sub>
-                    </m:sSub>
-                    <m:r>
-                      <m:rPr>
-                        <m:sty m:val="p"/>
-                      </m:rPr>
-                      <w:rPr>
-                        <w:rFonts w:ascii="Times New Roman" w:hAnsi="Times New Roman" w:eastAsia="Times New Roman" w:cs="Times New Roman"/>
-                      </w:rPr>
-                      <m:t>,</m:t>
-                    </m:r>
-                  </m:e>
-                  <m:e>
-                    <m:r>
-                      <m:rPr>
-                        <m:scr m:val="sans-serif"/>
-                        <m:sty m:val="p"/>
-                      </m:rPr>
-                      <w:rPr>
-                        <w:rFonts w:ascii="Times New Roman" w:hAnsi="Times New Roman" w:eastAsia="Times New Roman" w:cs="Times New Roman"/>
-                      </w:rPr>
-                      <m:t>n</m:t>
-                    </m:r>
-                    <m:r>
-                      <m:rPr>
-                        <m:scr m:val="sans-serif"/>
-                        <m:sty m:val="p"/>
-                      </m:rPr>
-                      <w:rPr>
-                        <w:rFonts w:ascii="Times New Roman" w:hAnsi="Times New Roman" w:eastAsia="Times New Roman" w:cs="Times New Roman"/>
-                      </w:rPr>
-                      <m:t>o</m:t>
-                    </m:r>
-                    <m:r>
-                      <m:rPr>
-                        <m:scr m:val="sans-serif"/>
-                        <m:sty m:val="p"/>
-                      </m:rPr>
-                      <w:rPr>
-                        <w:rFonts w:ascii="Times New Roman" w:hAnsi="Times New Roman" w:eastAsia="Times New Roman" w:cs="Times New Roman"/>
-                      </w:rPr>
-                      <m:t>m</m:t>
-                    </m:r>
-                    <m:r>
-                      <m:rPr>
-                        <m:scr m:val="sans-serif"/>
-                        <m:sty m:val="p"/>
-                      </m:rPr>
-                      <w:rPr>
-                        <w:rFonts w:ascii="Times New Roman" w:hAnsi="Times New Roman" w:eastAsia="Times New Roman" w:cs="Times New Roman"/>
-                      </w:rPr>
-                      <m:t>i</m:t>
-                    </m:r>
-                    <m:r>
-                      <m:rPr>
-                        <m:scr m:val="sans-serif"/>
-                        <m:sty m:val="p"/>
-                      </m:rPr>
-                      <w:rPr>
-                        <w:rFonts w:ascii="Times New Roman" w:hAnsi="Times New Roman" w:eastAsia="Times New Roman" w:cs="Times New Roman"/>
-                      </w:rPr>
-                      <m:t>n</m:t>
-                    </m:r>
-                    <m:r>
-                      <m:rPr>
-                        <m:scr m:val="sans-serif"/>
-                        <m:sty m:val="p"/>
-                      </m:rPr>
-                      <w:rPr>
-                        <w:rFonts w:ascii="Times New Roman" w:hAnsi="Times New Roman" w:eastAsia="Times New Roman" w:cs="Times New Roman"/>
-                      </w:rPr>
-                      <m:t>a</m:t>
-                    </m:r>
-                    <m:r>
-                      <m:rPr>
-                        <m:scr m:val="sans-serif"/>
-                        <m:sty m:val="p"/>
-                      </m:rPr>
-                      <w:rPr>
-                        <w:rFonts w:ascii="Times New Roman" w:hAnsi="Times New Roman" w:eastAsia="Times New Roman" w:cs="Times New Roman"/>
-                      </w:rPr>
-                      <m:t>l</m:t>
-                    </m:r>
-                    <m:r>
-                      <m:rPr>
-                        <m:scr m:val="sans-serif"/>
-                        <m:sty m:val="p"/>
-                      </m:rPr>
-                      <w:rPr>
-                        <w:rFonts w:ascii="Times New Roman" w:hAnsi="Times New Roman" w:eastAsia="Times New Roman" w:cs="Times New Roman"/>
-                      </w:rPr>
-                      <m:t> </m:t>
-                    </m:r>
-                    <m:r>
-                      <m:rPr>
-                        <m:scr m:val="sans-serif"/>
-                        <m:sty m:val="p"/>
-                      </m:rPr>
-                      <w:rPr>
-                        <w:rFonts w:ascii="Times New Roman" w:hAnsi="Times New Roman" w:eastAsia="Times New Roman" w:cs="Times New Roman"/>
-                      </w:rPr>
-                      <m:t>H</m:t>
-                    </m:r>
-                    <m:r>
-                      <m:rPr>
-                        <m:scr m:val="sans-serif"/>
-                        <m:sty m:val="p"/>
-                      </m:rPr>
-                      <w:rPr>
-                        <w:rFonts w:ascii="Times New Roman" w:hAnsi="Times New Roman" w:eastAsia="Times New Roman" w:cs="Times New Roman"/>
-                      </w:rPr>
-                      <m:t>O</m:t>
-                    </m:r>
-                    <m:r>
-                      <m:rPr>
-                        <m:scr m:val="sans-serif"/>
-                        <m:sty m:val="p"/>
-                      </m:rPr>
-                      <w:rPr>
-                        <w:rFonts w:ascii="Times New Roman" w:hAnsi="Times New Roman" w:eastAsia="Times New Roman" w:cs="Times New Roman"/>
-                      </w:rPr>
-                      <m:t>C</m:t>
-                    </m:r>
-                    <m:r>
-                      <m:rPr>
-                        <m:scr m:val="sans-serif"/>
-                        <m:sty m:val="p"/>
-                      </m:rPr>
-                      <w:rPr>
-                        <w:rFonts w:ascii="Times New Roman" w:hAnsi="Times New Roman" w:eastAsia="Times New Roman" w:cs="Times New Roman"/>
-                      </w:rPr>
-                      <m:t>B</m:t>
-                    </m:r>
-                    <m:r>
-                      <m:rPr>
-                        <m:scr m:val="sans-serif"/>
-                        <m:sty m:val="p"/>
-                      </m:rPr>
-                      <w:rPr>
-                        <w:rFonts w:ascii="Times New Roman" w:hAnsi="Times New Roman" w:eastAsia="Times New Roman" w:cs="Times New Roman"/>
-                      </w:rPr>
-                      <m:t>F</m:t>
+                      <m:t>GP-RoCBF-SF</m:t>
                     </m:r>
                     <m:r>
                       <w:rPr>
@@ -9523,33 +9306,28 @@
                     </m:r>
                     <m:r>
                       <m:rPr>
-                        <m:scr m:val="sans-serif"/>
+                        <m:nor/>
                         <m:sty m:val="p"/>
                       </m:rPr>
                       <w:rPr>
                         <w:rFonts w:ascii="Times New Roman" w:hAnsi="Times New Roman" w:eastAsia="Times New Roman" w:cs="Times New Roman"/>
                       </w:rPr>
-                      <m:t>G</m:t>
+                      <m:t>nominal HOCBF</m:t>
+                    </m:r>
+                    <m:r>
+                      <w:rPr>
+                        <w:rFonts w:ascii="Times New Roman" w:hAnsi="Times New Roman" w:eastAsia="Times New Roman" w:cs="Times New Roman"/>
+                      </w:rPr>
+                      <m:t> </m:t>
                     </m:r>
                     <m:r>
                       <m:rPr>
-                        <m:scr m:val="sans-serif"/>
                         <m:sty m:val="p"/>
                       </m:rPr>
                       <w:rPr>
                         <w:rFonts w:ascii="Times New Roman" w:hAnsi="Times New Roman" w:eastAsia="Times New Roman" w:cs="Times New Roman"/>
                       </w:rPr>
-                      <m:t>P</m:t>
-                    </m:r>
-                    <m:r>
-                      <m:rPr>
-                        <m:scr m:val="sans-serif"/>
-                        <m:sty m:val="p"/>
-                      </m:rPr>
-                      <w:rPr>
-                        <w:rFonts w:ascii="Times New Roman" w:hAnsi="Times New Roman" w:eastAsia="Times New Roman" w:cs="Times New Roman"/>
-                      </w:rPr>
-                      <m:t/>
+                      <m:t>(</m:t>
                     </m:r>
                     <m:r>
                       <m:rPr>
@@ -9559,77 +9337,52 @@
                       <w:rPr>
                         <w:rFonts w:ascii="Times New Roman" w:hAnsi="Times New Roman" w:eastAsia="Times New Roman" w:cs="Times New Roman"/>
                       </w:rPr>
-                      <m:t>-</m:t>
+                      <m:t>for at most 10 cycles</m:t>
                     </m:r>
                     <m:r>
                       <m:rPr>
-                        <m:scr m:val="sans-serif"/>
                         <m:sty m:val="p"/>
                       </m:rPr>
                       <w:rPr>
                         <w:rFonts w:ascii="Times New Roman" w:hAnsi="Times New Roman" w:eastAsia="Times New Roman" w:cs="Times New Roman"/>
                       </w:rPr>
-                      <m:t/>
+                      <m:t>)</m:t>
                     </m:r>
                     <m:r>
                       <m:rPr>
-                        <m:scr m:val="sans-serif"/>
                         <m:sty m:val="p"/>
                       </m:rPr>
                       <w:rPr>
                         <w:rFonts w:ascii="Times New Roman" w:hAnsi="Times New Roman" w:eastAsia="Times New Roman" w:cs="Times New Roman"/>
                       </w:rPr>
-                      <m:t>R</m:t>
+                      <m:t>,</m:t>
                     </m:r>
+                  </m:e>
+                  <m:e>
                     <m:r>
                       <m:rPr>
-                        <m:scr m:val="sans-serif"/>
+                        <m:nor/>
                         <m:sty m:val="p"/>
                       </m:rPr>
                       <w:rPr>
                         <w:rFonts w:ascii="Times New Roman" w:hAnsi="Times New Roman" w:eastAsia="Times New Roman" w:cs="Times New Roman"/>
                       </w:rPr>
-                      <m:t>o</m:t>
+                      <m:t>nominal HOCBF</m:t>
+                    </m:r>
+                    <m:r>
+                      <w:rPr>
+                        <w:rFonts w:ascii="Times New Roman" w:hAnsi="Times New Roman" w:eastAsia="Times New Roman" w:cs="Times New Roman"/>
+                      </w:rPr>
+                      <m:t>&amp;</m:t>
                     </m:r>
                     <m:r>
                       <m:rPr>
-                        <m:scr m:val="sans-serif"/>
                         <m:sty m:val="p"/>
                       </m:rPr>
                       <w:rPr>
                         <w:rFonts w:ascii="Times New Roman" w:hAnsi="Times New Roman" w:eastAsia="Times New Roman" w:cs="Times New Roman"/>
                       </w:rPr>
-                      <m:t>C</m:t>
-                    </m:r>
-                    <m:r>
-                      <m:rPr>
-                        <m:scr m:val="sans-serif"/>
-                        <m:sty m:val="p"/>
-                      </m:rPr>
-                      <w:rPr>
-                        <w:rFonts w:ascii="Times New Roman" w:hAnsi="Times New Roman" w:eastAsia="Times New Roman" w:cs="Times New Roman"/>
-                      </w:rPr>
-                      <m:t>B</m:t>
-                    </m:r>
-                    <m:r>
-                      <m:rPr>
-                        <m:scr m:val="sans-serif"/>
-                        <m:sty m:val="p"/>
-                      </m:rPr>
-                      <w:rPr>
-                        <w:rFonts w:ascii="Times New Roman" w:hAnsi="Times New Roman" w:eastAsia="Times New Roman" w:cs="Times New Roman"/>
-                      </w:rPr>
-                      <m:t>F</m:t>
-                    </m:r>
-                    <m:r>
-                      <m:rPr>
-                        <m:scr m:val="sans-serif"/>
-                        <m:sty m:val="p"/>
-                      </m:rPr>
-                      <w:rPr>
-                        <w:rFonts w:ascii="Times New Roman" w:hAnsi="Times New Roman" w:eastAsia="Times New Roman" w:cs="Times New Roman"/>
-                      </w:rPr>
-                      <m:t/>
+                      <m:t>→</m:t>
                     </m:r>
                     <m:r>
                       <m:rPr>
@@ -9639,49 +9392,22 @@
                       <w:rPr>
                         <w:rFonts w:ascii="Times New Roman" w:hAnsi="Times New Roman" w:eastAsia="Times New Roman" w:cs="Times New Roman"/>
                       </w:rPr>
-                      <m:t>-</m:t>
+                      <m:t>GP-RoCBF-SF</m:t>
+                    </m:r>
+                    <m:r>
+                      <w:rPr>
+                        <w:rFonts w:ascii="Times New Roman" w:hAnsi="Times New Roman" w:eastAsia="Times New Roman" w:cs="Times New Roman"/>
+                      </w:rPr>
+                      <m:t> </m:t>
                     </m:r>
                     <m:r>
                       <m:rPr>
-                        <m:scr m:val="sans-serif"/>
                         <m:sty m:val="p"/>
                       </m:rPr>
                       <w:rPr>
                         <w:rFonts w:ascii="Times New Roman" w:hAnsi="Times New Roman" w:eastAsia="Times New Roman" w:cs="Times New Roman"/>
                       </w:rPr>
-                      <m:t/>
-                    </m:r>
-                    <m:r>
-                      <m:rPr>
-                        <m:scr m:val="sans-serif"/>
-                        <m:sty m:val="p"/>
-                      </m:rPr>
-                      <w:rPr>
-                        <w:rFonts w:ascii="Times New Roman" w:hAnsi="Times New Roman" w:eastAsia="Times New Roman" w:cs="Times New Roman"/>
-                      </w:rPr>
-                      <m:t>S</m:t>
-                    </m:r>
-                    <m:r>
-                      <m:rPr>
-                        <m:scr m:val="sans-serif"/>
-                        <m:sty m:val="p"/>
-                      </m:rPr>
-                      <w:rPr>
-                        <w:rFonts w:ascii="Times New Roman" w:hAnsi="Times New Roman" w:eastAsia="Times New Roman" w:cs="Times New Roman"/>
-                      </w:rPr>
-                      <m:t>F</m:t>
-                    </m:r>
-                    <m:r>
-                      <w:rPr>
-                        <w:rFonts w:ascii="Times New Roman" w:hAnsi="Times New Roman" w:eastAsia="Times New Roman" w:cs="Times New Roman"/>
-                      </w:rPr>
-                      <m:t>&amp;</m:t>
-                    </m:r>
-                    <m:r>
-                      <w:rPr>
-                        <w:rFonts w:ascii="Times New Roman" w:hAnsi="Times New Roman" w:eastAsia="Times New Roman" w:cs="Times New Roman"/>
-                      </w:rPr>
-                      <m:t>&amp;</m:t>
+                      <m:t>(</m:t>
                     </m:r>
                     <m:r>
                       <m:rPr>
@@ -9700,139 +9426,28 @@
                       <w:rPr>
                         <w:rFonts w:ascii="Times New Roman" w:hAnsi="Times New Roman" w:eastAsia="Times New Roman" w:cs="Times New Roman"/>
                       </w:rPr>
+                      <m:t>)</m:t>
+                    </m:r>
+                    <m:r>
+                      <m:rPr>
+                        <m:sty m:val="p"/>
+                      </m:rPr>
+                      <w:rPr>
+                        <w:rFonts w:ascii="Times New Roman" w:hAnsi="Times New Roman" w:eastAsia="Times New Roman" w:cs="Times New Roman"/>
+                      </w:rPr>
                       <m:t>,</m:t>
                     </m:r>
                   </m:e>
                   <m:e>
                     <m:r>
                       <m:rPr>
-                        <m:scr m:val="sans-serif"/>
+                        <m:nor/>
                         <m:sty m:val="p"/>
                       </m:rPr>
                       <w:rPr>
                         <w:rFonts w:ascii="Times New Roman" w:hAnsi="Times New Roman" w:eastAsia="Times New Roman" w:cs="Times New Roman"/>
                       </w:rPr>
-                      <m:t>n</m:t>
-                    </m:r>
-                    <m:r>
-                      <m:rPr>
-                        <m:scr m:val="sans-serif"/>
-                        <m:sty m:val="p"/>
-                      </m:rPr>
-                      <w:rPr>
-                        <w:rFonts w:ascii="Times New Roman" w:hAnsi="Times New Roman" w:eastAsia="Times New Roman" w:cs="Times New Roman"/>
-                      </w:rPr>
-                      <m:t>o</m:t>
-                    </m:r>
-                    <m:r>
-                      <m:rPr>
-                        <m:scr m:val="sans-serif"/>
-                        <m:sty m:val="p"/>
-                      </m:rPr>
-                      <w:rPr>
-                        <w:rFonts w:ascii="Times New Roman" w:hAnsi="Times New Roman" w:eastAsia="Times New Roman" w:cs="Times New Roman"/>
-                      </w:rPr>
-                      <m:t>m</m:t>
-                    </m:r>
-                    <m:r>
-                      <m:rPr>
-                        <m:scr m:val="sans-serif"/>
-                        <m:sty m:val="p"/>
-                      </m:rPr>
-                      <w:rPr>
-                        <w:rFonts w:ascii="Times New Roman" w:hAnsi="Times New Roman" w:eastAsia="Times New Roman" w:cs="Times New Roman"/>
-                      </w:rPr>
-                      <m:t>i</m:t>
-                    </m:r>
-                    <m:r>
-                      <m:rPr>
-                        <m:scr m:val="sans-serif"/>
-                        <m:sty m:val="p"/>
-                      </m:rPr>
-                      <w:rPr>
-                        <w:rFonts w:ascii="Times New Roman" w:hAnsi="Times New Roman" w:eastAsia="Times New Roman" w:cs="Times New Roman"/>
-                      </w:rPr>
-                      <m:t>n</m:t>
-                    </m:r>
-                    <m:r>
-                      <m:rPr>
-                        <m:scr m:val="sans-serif"/>
-                        <m:sty m:val="p"/>
-                      </m:rPr>
-                      <w:rPr>
-                        <w:rFonts w:ascii="Times New Roman" w:hAnsi="Times New Roman" w:eastAsia="Times New Roman" w:cs="Times New Roman"/>
-                      </w:rPr>
-                      <m:t>a</m:t>
-                    </m:r>
-                    <m:r>
-                      <m:rPr>
-                        <m:scr m:val="sans-serif"/>
-                        <m:sty m:val="p"/>
-                      </m:rPr>
-                      <w:rPr>
-                        <w:rFonts w:ascii="Times New Roman" w:hAnsi="Times New Roman" w:eastAsia="Times New Roman" w:cs="Times New Roman"/>
-                      </w:rPr>
-                      <m:t>l</m:t>
-                    </m:r>
-                    <m:r>
-                      <m:rPr>
-                        <m:scr m:val="sans-serif"/>
-                        <m:sty m:val="p"/>
-                      </m:rPr>
-                      <w:rPr>
-                        <w:rFonts w:ascii="Times New Roman" w:hAnsi="Times New Roman" w:eastAsia="Times New Roman" w:cs="Times New Roman"/>
-                      </w:rPr>
-                      <m:t> </m:t>
-                    </m:r>
-                    <m:r>
-                      <m:rPr>
-                        <m:scr m:val="sans-serif"/>
-                        <m:sty m:val="p"/>
-                      </m:rPr>
-                      <w:rPr>
-                        <w:rFonts w:ascii="Times New Roman" w:hAnsi="Times New Roman" w:eastAsia="Times New Roman" w:cs="Times New Roman"/>
-                      </w:rPr>
-                      <m:t>H</m:t>
-                    </m:r>
-                    <m:r>
-                      <m:rPr>
-                        <m:scr m:val="sans-serif"/>
-                        <m:sty m:val="p"/>
-                      </m:rPr>
-                      <w:rPr>
-                        <w:rFonts w:ascii="Times New Roman" w:hAnsi="Times New Roman" w:eastAsia="Times New Roman" w:cs="Times New Roman"/>
-                      </w:rPr>
-                      <m:t>O</m:t>
-                    </m:r>
-                    <m:r>
-                      <m:rPr>
-                        <m:scr m:val="sans-serif"/>
-                        <m:sty m:val="p"/>
-                      </m:rPr>
-                      <w:rPr>
-                        <w:rFonts w:ascii="Times New Roman" w:hAnsi="Times New Roman" w:eastAsia="Times New Roman" w:cs="Times New Roman"/>
-                      </w:rPr>
-                      <m:t>C</m:t>
-                    </m:r>
-                    <m:r>
-                      <m:rPr>
-                        <m:scr m:val="sans-serif"/>
-                        <m:sty m:val="p"/>
-                      </m:rPr>
-                      <w:rPr>
-                        <w:rFonts w:ascii="Times New Roman" w:hAnsi="Times New Roman" w:eastAsia="Times New Roman" w:cs="Times New Roman"/>
-                      </w:rPr>
-                      <m:t>B</m:t>
-                    </m:r>
-                    <m:r>
-                      <m:rPr>
-                        <m:scr m:val="sans-serif"/>
-                        <m:sty m:val="p"/>
-                      </m:rPr>
-                      <w:rPr>
-                        <w:rFonts w:ascii="Times New Roman" w:hAnsi="Times New Roman" w:eastAsia="Times New Roman" w:cs="Times New Roman"/>
-                      </w:rPr>
-                      <m:t>F</m:t>
+                      <m:t>nominal HOCBF</m:t>
                     </m:r>
                     <m:r>
                       <w:rPr>
@@ -9851,63 +9466,13 @@
                     </m:r>
                     <m:r>
                       <m:rPr>
-                        <m:scr m:val="sans-serif"/>
+                        <m:nor/>
                         <m:sty m:val="p"/>
                       </m:rPr>
                       <w:rPr>
                         <w:rFonts w:ascii="Times New Roman" w:hAnsi="Times New Roman" w:eastAsia="Times New Roman" w:cs="Times New Roman"/>
                       </w:rPr>
-                      <m:t>B</m:t>
-                    </m:r>
-                    <m:r>
-                      <m:rPr>
-                        <m:scr m:val="sans-serif"/>
-                        <m:sty m:val="p"/>
-                      </m:rPr>
-                      <w:rPr>
-                        <w:rFonts w:ascii="Times New Roman" w:hAnsi="Times New Roman" w:eastAsia="Times New Roman" w:cs="Times New Roman"/>
-                      </w:rPr>
-                      <m:t>Y</m:t>
-                    </m:r>
-                    <m:r>
-                      <m:rPr>
-                        <m:scr m:val="sans-serif"/>
-                        <m:sty m:val="p"/>
-                      </m:rPr>
-                      <w:rPr>
-                        <w:rFonts w:ascii="Times New Roman" w:hAnsi="Times New Roman" w:eastAsia="Times New Roman" w:cs="Times New Roman"/>
-                      </w:rPr>
-                      <m:t>P</m:t>
-                    </m:r>
-                    <m:r>
-                      <m:rPr>
-                        <m:scr m:val="sans-serif"/>
-                        <m:sty m:val="p"/>
-                      </m:rPr>
-                      <w:rPr>
-                        <w:rFonts w:ascii="Times New Roman" w:hAnsi="Times New Roman" w:eastAsia="Times New Roman" w:cs="Times New Roman"/>
-                      </w:rPr>
-                      <m:t>A</m:t>
-                    </m:r>
-                    <m:r>
-                      <m:rPr>
-                        <m:scr m:val="sans-serif"/>
-                        <m:sty m:val="p"/>
-                      </m:rPr>
-                      <w:rPr>
-                        <w:rFonts w:ascii="Times New Roman" w:hAnsi="Times New Roman" w:eastAsia="Times New Roman" w:cs="Times New Roman"/>
-                      </w:rPr>
-                      <m:t>S</m:t>
-                    </m:r>
-                    <m:r>
-                      <m:rPr>
-                        <m:scr m:val="sans-serif"/>
-                        <m:sty m:val="p"/>
-                      </m:rPr>
-                      <w:rPr>
-                        <w:rFonts w:ascii="Times New Roman" w:hAnsi="Times New Roman" w:eastAsia="Times New Roman" w:cs="Times New Roman"/>
-                      </w:rPr>
-                      <m:t>S</m:t>
+                      <m:t>BYPASS</m:t>
                     </m:r>
                     <m:r>
                       <m:rPr>
@@ -9932,13 +9497,16 @@
                       <w:rPr>
                         <w:rFonts w:ascii="Times New Roman" w:hAnsi="Times New Roman" w:eastAsia="Times New Roman" w:cs="Times New Roman"/>
                       </w:rPr>
-                      <m:t>&amp;</m:t>
+                      <m:t> </m:t>
                     </m:r>
                     <m:r>
+                      <m:rPr>
+                        <m:sty m:val="p"/>
+                      </m:rPr>
                       <w:rPr>
                         <w:rFonts w:ascii="Times New Roman" w:hAnsi="Times New Roman" w:eastAsia="Times New Roman" w:cs="Times New Roman"/>
                       </w:rPr>
-                      <m:t>&amp;</m:t>
+                      <m:t>(</m:t>
                     </m:r>
                     <m:r>
                       <m:rPr>
@@ -9949,6 +9517,15 @@
                         <w:rFonts w:ascii="Times New Roman" w:hAnsi="Times New Roman" w:eastAsia="Times New Roman" w:cs="Times New Roman"/>
                       </w:rPr>
                       <m:t>otherwise</m:t>
+                    </m:r>
+                    <m:r>
+                      <m:rPr>
+                        <m:sty m:val="p"/>
+                      </m:rPr>
+                      <w:rPr>
+                        <w:rFonts w:ascii="Times New Roman" w:hAnsi="Times New Roman" w:eastAsia="Times New Roman" w:cs="Times New Roman"/>
+                      </w:rPr>
+                      <m:t>)</m:t>
                     </m:r>
                     <m:r>
                       <m:rPr>
@@ -17430,24 +17007,12 @@
         <w:t xml:space="preserve"> </w:t>
       </w:r>
       <m:oMath>
-        <m:sSub>
-          <m:e>
-            <m:r>
-              <w:rPr>
-                <w:rFonts w:ascii="Times New Roman" w:hAnsi="Times New Roman" w:eastAsia="Times New Roman" w:cs="Times New Roman"/>
-              </w:rPr>
-              <m:t>A</m:t>
-            </m:r>
-          </m:e>
-          <m:sub>
-            <m:r>
-              <w:rPr>
-                <w:rFonts w:ascii="Times New Roman" w:hAnsi="Times New Roman" w:eastAsia="Times New Roman" w:cs="Times New Roman"/>
-              </w:rPr>
-              <m:t>0</m:t>
-            </m:r>
-          </m:sub>
-        </m:sSub>
+        <m:r>
+          <w:rPr>
+            <w:rFonts w:ascii="Times New Roman" w:hAnsi="Times New Roman" w:eastAsia="Times New Roman" w:cs="Times New Roman"/>
+          </w:rPr>
+          <m:t>A</m:t>
+        </m:r>
         <m:r>
           <m:rPr>
             <m:sty m:val="p"/>
@@ -17502,24 +17067,12 @@
           </w:rPr>
           <m:t>≤</m:t>
         </m:r>
-        <m:sSub>
-          <m:e>
-            <m:r>
-              <w:rPr>
-                <w:rFonts w:ascii="Times New Roman" w:hAnsi="Times New Roman" w:eastAsia="Times New Roman" w:cs="Times New Roman"/>
-              </w:rPr>
-              <m:t>b</m:t>
-            </m:r>
-          </m:e>
-          <m:sub>
-            <m:r>
-              <w:rPr>
-                <w:rFonts w:ascii="Times New Roman" w:hAnsi="Times New Roman" w:eastAsia="Times New Roman" w:cs="Times New Roman"/>
-              </w:rPr>
-              <m:t>0</m:t>
-            </m:r>
-          </m:sub>
-        </m:sSub>
+        <m:r>
+          <w:rPr>
+            <w:rFonts w:ascii="Times New Roman" w:hAnsi="Times New Roman" w:eastAsia="Times New Roman" w:cs="Times New Roman"/>
+          </w:rPr>
+          <m:t>b</m:t>
+        </m:r>
         <m:r>
           <m:rPr>
             <m:sty m:val="p"/>
@@ -17641,7 +17194,7 @@
           <w:sz w:val="20"/>
           <w:szCs w:val="20"/>
         </w:rPr>
-        <w:t xml:space="preserve">:</w:t>
+        <w:t xml:space="preserve">, the definition</w:t>
       </w:r>
       <w:r>
         <w:rPr>
@@ -17652,125 +17205,6 @@
         <w:t xml:space="preserve"> </w:t>
       </w:r>
       <m:oMath>
-        <m:sSubSup>
-          <m:e>
-            <m:r>
-              <w:rPr>
-                <w:rFonts w:ascii="Times New Roman" w:hAnsi="Times New Roman" w:eastAsia="Times New Roman" w:cs="Times New Roman"/>
-              </w:rPr>
-              <m:t>ψ</m:t>
-            </m:r>
-          </m:e>
-          <m:sub>
-            <m:r>
-              <w:rPr>
-                <w:rFonts w:ascii="Times New Roman" w:hAnsi="Times New Roman" w:eastAsia="Times New Roman" w:cs="Times New Roman"/>
-              </w:rPr>
-              <m:t>m</m:t>
-            </m:r>
-          </m:sub>
-          <m:sup>
-            <m:r>
-              <m:rPr>
-                <m:sty m:val="p"/>
-              </m:rPr>
-              <w:rPr>
-                <w:rFonts w:ascii="Times New Roman" w:hAnsi="Times New Roman" w:eastAsia="Times New Roman" w:cs="Times New Roman"/>
-              </w:rPr>
-              <m:t>t</m:t>
-            </m:r>
-            <m:r>
-              <m:rPr>
-                <m:sty m:val="p"/>
-              </m:rPr>
-              <w:rPr>
-                <w:rFonts w:ascii="Times New Roman" w:hAnsi="Times New Roman" w:eastAsia="Times New Roman" w:cs="Times New Roman"/>
-              </w:rPr>
-              <m:t>r</m:t>
-            </m:r>
-            <m:r>
-              <m:rPr>
-                <m:sty m:val="p"/>
-              </m:rPr>
-              <w:rPr>
-                <w:rFonts w:ascii="Times New Roman" w:hAnsi="Times New Roman" w:eastAsia="Times New Roman" w:cs="Times New Roman"/>
-              </w:rPr>
-              <m:t>u</m:t>
-            </m:r>
-            <m:r>
-              <m:rPr>
-                <m:sty m:val="p"/>
-              </m:rPr>
-              <w:rPr>
-                <w:rFonts w:ascii="Times New Roman" w:hAnsi="Times New Roman" w:eastAsia="Times New Roman" w:cs="Times New Roman"/>
-              </w:rPr>
-              <m:t>e</m:t>
-            </m:r>
-          </m:sup>
-        </m:sSubSup>
-        <m:r>
-          <m:rPr>
-            <m:sty m:val="p"/>
-          </m:rPr>
-          <w:rPr>
-            <w:rFonts w:ascii="Times New Roman" w:hAnsi="Times New Roman" w:eastAsia="Times New Roman" w:cs="Times New Roman"/>
-          </w:rPr>
-          <m:t>(</m:t>
-        </m:r>
-        <m:r>
-          <w:rPr>
-            <w:rFonts w:ascii="Times New Roman" w:hAnsi="Times New Roman" w:eastAsia="Times New Roman" w:cs="Times New Roman"/>
-          </w:rPr>
-          <m:t>x</m:t>
-        </m:r>
-        <m:r>
-          <m:rPr>
-            <m:sty m:val="p"/>
-          </m:rPr>
-          <w:rPr>
-            <w:rFonts w:ascii="Times New Roman" w:hAnsi="Times New Roman" w:eastAsia="Times New Roman" w:cs="Times New Roman"/>
-          </w:rPr>
-          <m:t>,</m:t>
-        </m:r>
-        <m:sSup>
-          <m:e>
-            <m:r>
-              <w:rPr>
-                <w:rFonts w:ascii="Times New Roman" w:hAnsi="Times New Roman" w:eastAsia="Times New Roman" w:cs="Times New Roman"/>
-              </w:rPr>
-              <m:t>v</m:t>
-            </m:r>
-          </m:e>
-          <m:sup>
-            <m:r>
-              <m:rPr>
-                <m:sty m:val="p"/>
-              </m:rPr>
-              <w:rPr>
-                <w:rFonts w:ascii="Times New Roman" w:hAnsi="Times New Roman" w:eastAsia="Times New Roman" w:cs="Times New Roman"/>
-              </w:rPr>
-              <m:t>*</m:t>
-            </m:r>
-          </m:sup>
-        </m:sSup>
-        <m:r>
-          <m:rPr>
-            <m:sty m:val="p"/>
-          </m:rPr>
-          <w:rPr>
-            <w:rFonts w:ascii="Times New Roman" w:hAnsi="Times New Roman" w:eastAsia="Times New Roman" w:cs="Times New Roman"/>
-          </w:rPr>
-          <m:t>)</m:t>
-        </m:r>
-        <m:r>
-          <m:rPr>
-            <m:sty m:val="p"/>
-          </m:rPr>
-          <w:rPr>
-            <w:rFonts w:ascii="Times New Roman" w:hAnsi="Times New Roman" w:eastAsia="Times New Roman" w:cs="Times New Roman"/>
-          </w:rPr>
-          <m:t>=</m:t>
-        </m:r>
         <m:sSubSup>
           <m:e>
             <m:acc>
@@ -17828,6 +17262,188 @@
           </w:rPr>
           <m:t>,</m:t>
         </m:r>
+        <m:r>
+          <w:rPr>
+            <w:rFonts w:ascii="Times New Roman" w:hAnsi="Times New Roman" w:eastAsia="Times New Roman" w:cs="Times New Roman"/>
+          </w:rPr>
+          <m:t>v</m:t>
+        </m:r>
+        <m:r>
+          <m:rPr>
+            <m:sty m:val="p"/>
+          </m:rPr>
+          <w:rPr>
+            <w:rFonts w:ascii="Times New Roman" w:hAnsi="Times New Roman" w:eastAsia="Times New Roman" w:cs="Times New Roman"/>
+          </w:rPr>
+          <m:t>)</m:t>
+        </m:r>
+        <m:r>
+          <m:rPr>
+            <m:sty m:val="p"/>
+          </m:rPr>
+          <w:rPr>
+            <w:rFonts w:ascii="Times New Roman" w:hAnsi="Times New Roman" w:eastAsia="Times New Roman" w:cs="Times New Roman"/>
+          </w:rPr>
+          <m:t>=</m:t>
+        </m:r>
+        <m:r>
+          <w:rPr>
+            <w:rFonts w:ascii="Times New Roman" w:hAnsi="Times New Roman" w:eastAsia="Times New Roman" w:cs="Times New Roman"/>
+          </w:rPr>
+          <m:t>b</m:t>
+        </m:r>
+        <m:r>
+          <m:rPr>
+            <m:sty m:val="p"/>
+          </m:rPr>
+          <w:rPr>
+            <w:rFonts w:ascii="Times New Roman" w:hAnsi="Times New Roman" w:eastAsia="Times New Roman" w:cs="Times New Roman"/>
+          </w:rPr>
+          <m:t>(</m:t>
+        </m:r>
+        <m:r>
+          <w:rPr>
+            <w:rFonts w:ascii="Times New Roman" w:hAnsi="Times New Roman" w:eastAsia="Times New Roman" w:cs="Times New Roman"/>
+          </w:rPr>
+          <m:t>x</m:t>
+        </m:r>
+        <m:r>
+          <m:rPr>
+            <m:sty m:val="p"/>
+          </m:rPr>
+          <w:rPr>
+            <w:rFonts w:ascii="Times New Roman" w:hAnsi="Times New Roman" w:eastAsia="Times New Roman" w:cs="Times New Roman"/>
+          </w:rPr>
+          <m:t>)</m:t>
+        </m:r>
+        <m:r>
+          <m:rPr>
+            <m:sty m:val="p"/>
+          </m:rPr>
+          <w:rPr>
+            <w:rFonts w:ascii="Times New Roman" w:hAnsi="Times New Roman" w:eastAsia="Times New Roman" w:cs="Times New Roman"/>
+          </w:rPr>
+          <m:t>−</m:t>
+        </m:r>
+        <m:r>
+          <w:rPr>
+            <w:rFonts w:ascii="Times New Roman" w:hAnsi="Times New Roman" w:eastAsia="Times New Roman" w:cs="Times New Roman"/>
+          </w:rPr>
+          <m:t>A</m:t>
+        </m:r>
+        <m:r>
+          <m:rPr>
+            <m:sty m:val="p"/>
+          </m:rPr>
+          <w:rPr>
+            <w:rFonts w:ascii="Times New Roman" w:hAnsi="Times New Roman" w:eastAsia="Times New Roman" w:cs="Times New Roman"/>
+          </w:rPr>
+          <m:t>(</m:t>
+        </m:r>
+        <m:r>
+          <w:rPr>
+            <w:rFonts w:ascii="Times New Roman" w:hAnsi="Times New Roman" w:eastAsia="Times New Roman" w:cs="Times New Roman"/>
+          </w:rPr>
+          <m:t>x</m:t>
+        </m:r>
+        <m:r>
+          <m:rPr>
+            <m:sty m:val="p"/>
+          </m:rPr>
+          <w:rPr>
+            <w:rFonts w:ascii="Times New Roman" w:hAnsi="Times New Roman" w:eastAsia="Times New Roman" w:cs="Times New Roman"/>
+          </w:rPr>
+          <m:t>)</m:t>
+        </m:r>
+        <m:r>
+          <w:rPr>
+            <w:rFonts w:ascii="Times New Roman" w:hAnsi="Times New Roman" w:eastAsia="Times New Roman" w:cs="Times New Roman"/>
+          </w:rPr>
+          <m:t>v</m:t>
+        </m:r>
+      </m:oMath>
+      <w:r>
+        <w:rPr>
+          <w:rFonts w:ascii="Times New Roman" w:hAnsi="Times New Roman" w:eastAsia="Times New Roman" w:cs="Times New Roman"/>
+          <w:sz w:val="20"/>
+          <w:szCs w:val="20"/>
+        </w:rPr>
+        <w:t xml:space="preserve"> </w:t>
+      </w:r>
+      <w:r>
+        <w:rPr>
+          <w:rFonts w:ascii="Times New Roman" w:hAnsi="Times New Roman" w:eastAsia="Times New Roman" w:cs="Times New Roman"/>
+          <w:sz w:val="20"/>
+          <w:szCs w:val="20"/>
+        </w:rPr>
+        <w:t xml:space="preserve">gives</w:t>
+      </w:r>
+      <w:r>
+        <w:rPr>
+          <w:rFonts w:ascii="Times New Roman" w:hAnsi="Times New Roman" w:eastAsia="Times New Roman" w:cs="Times New Roman"/>
+          <w:sz w:val="20"/>
+          <w:szCs w:val="20"/>
+        </w:rPr>
+        <w:t xml:space="preserve"> </w:t>
+      </w:r>
+      <m:oMath>
+        <m:sSubSup>
+          <m:e>
+            <m:acc>
+              <m:accPr>
+                <m:chr m:val="̂"/>
+              </m:accPr>
+              <m:e>
+                <m:r>
+                  <w:rPr>
+                    <w:rFonts w:ascii="Times New Roman" w:hAnsi="Times New Roman" w:eastAsia="Times New Roman" w:cs="Times New Roman"/>
+                  </w:rPr>
+                  <m:t>ψ</m:t>
+                </m:r>
+              </m:e>
+            </m:acc>
+          </m:e>
+          <m:sub>
+            <m:r>
+              <w:rPr>
+                <w:rFonts w:ascii="Times New Roman" w:hAnsi="Times New Roman" w:eastAsia="Times New Roman" w:cs="Times New Roman"/>
+              </w:rPr>
+              <m:t>m</m:t>
+            </m:r>
+          </m:sub>
+          <m:sup>
+            <m:r>
+              <w:rPr>
+                <w:rFonts w:ascii="Times New Roman" w:hAnsi="Times New Roman" w:eastAsia="Times New Roman" w:cs="Times New Roman"/>
+              </w:rPr>
+              <m:t>0</m:t>
+            </m:r>
+          </m:sup>
+        </m:sSubSup>
+        <m:r>
+          <m:rPr>
+            <m:sty m:val="p"/>
+          </m:rPr>
+          <w:rPr>
+            <w:rFonts w:ascii="Times New Roman" w:hAnsi="Times New Roman" w:eastAsia="Times New Roman" w:cs="Times New Roman"/>
+          </w:rPr>
+          <m:t>(</m:t>
+        </m:r>
+        <m:r>
+          <w:rPr>
+            <w:rFonts w:ascii="Times New Roman" w:hAnsi="Times New Roman" w:eastAsia="Times New Roman" w:cs="Times New Roman"/>
+          </w:rPr>
+          <m:t>x</m:t>
+        </m:r>
+        <m:r>
+          <m:rPr>
+            <m:sty m:val="p"/>
+          </m:rPr>
+          <w:rPr>
+            <w:rFonts w:ascii="Times New Roman" w:hAnsi="Times New Roman" w:eastAsia="Times New Roman" w:cs="Times New Roman"/>
+          </w:rPr>
+          <m:t>,</m:t>
+        </m:r>
         <m:sSup>
           <m:e>
             <m:r>
@@ -17865,10 +17481,18 @@
           <w:rPr>
             <w:rFonts w:ascii="Times New Roman" w:hAnsi="Times New Roman" w:eastAsia="Times New Roman" w:cs="Times New Roman"/>
           </w:rPr>
-          <m:t>+</m:t>
+          <m:t>≥</m:t>
         </m:r>
         <m:sSub>
           <m:e>
+            <m:r>
+              <w:rPr>
+                <w:rFonts w:ascii="Times New Roman" w:hAnsi="Times New Roman" w:eastAsia="Times New Roman" w:cs="Times New Roman"/>
+              </w:rPr>
+              <m:t>σ</m:t>
+            </m:r>
+          </m:e>
+          <m:sub>
             <m:r>
               <m:rPr>
                 <m:sty m:val="p"/>
@@ -17876,52 +17500,8 @@
               <w:rPr>
                 <w:rFonts w:ascii="Times New Roman" w:hAnsi="Times New Roman" w:eastAsia="Times New Roman" w:cs="Times New Roman"/>
               </w:rPr>
-              <m:t>Δ</m:t>
-            </m:r>
-          </m:e>
-          <m:sub>
-            <m:r>
-              <w:rPr>
-                <w:rFonts w:ascii="Times New Roman" w:hAnsi="Times New Roman" w:eastAsia="Times New Roman" w:cs="Times New Roman"/>
-              </w:rPr>
-              <m:t>ψ</m:t>
-            </m:r>
-          </m:sub>
-        </m:sSub>
-        <m:r>
-          <m:rPr>
-            <m:sty m:val="p"/>
-          </m:rPr>
-          <w:rPr>
-            <w:rFonts w:ascii="Times New Roman" w:hAnsi="Times New Roman" w:eastAsia="Times New Roman" w:cs="Times New Roman"/>
-          </w:rPr>
-          <m:t>(</m:t>
-        </m:r>
-        <m:r>
-          <w:rPr>
-            <w:rFonts w:ascii="Times New Roman" w:hAnsi="Times New Roman" w:eastAsia="Times New Roman" w:cs="Times New Roman"/>
-          </w:rPr>
-          <m:t>x</m:t>
-        </m:r>
-        <m:r>
-          <m:rPr>
-            <m:sty m:val="p"/>
-          </m:rPr>
-          <w:rPr>
-            <w:rFonts w:ascii="Times New Roman" w:hAnsi="Times New Roman" w:eastAsia="Times New Roman" w:cs="Times New Roman"/>
-          </w:rPr>
-          <m:t>,</m:t>
-        </m:r>
-        <m:sSup>
-          <m:e>
-            <m:r>
-              <w:rPr>
-                <w:rFonts w:ascii="Times New Roman" w:hAnsi="Times New Roman" w:eastAsia="Times New Roman" w:cs="Times New Roman"/>
-              </w:rPr>
-              <m:t>v</m:t>
-            </m:r>
-          </m:e>
-          <m:sup>
+              <m:t>t</m:t>
+            </m:r>
             <m:r>
               <m:rPr>
                 <m:sty m:val="p"/>
@@ -17929,38 +17509,8 @@
               <w:rPr>
                 <w:rFonts w:ascii="Times New Roman" w:hAnsi="Times New Roman" w:eastAsia="Times New Roman" w:cs="Times New Roman"/>
               </w:rPr>
-              <m:t>*</m:t>
-            </m:r>
-          </m:sup>
-        </m:sSup>
-        <m:r>
-          <m:rPr>
-            <m:sty m:val="p"/>
-          </m:rPr>
-          <w:rPr>
-            <w:rFonts w:ascii="Times New Roman" w:hAnsi="Times New Roman" w:eastAsia="Times New Roman" w:cs="Times New Roman"/>
-          </w:rPr>
-          <m:t>)</m:t>
-        </m:r>
-        <m:r>
-          <m:rPr>
-            <m:sty m:val="p"/>
-          </m:rPr>
-          <w:rPr>
-            <w:rFonts w:ascii="Times New Roman" w:hAnsi="Times New Roman" w:eastAsia="Times New Roman" w:cs="Times New Roman"/>
-          </w:rPr>
-          <m:t>≥</m:t>
-        </m:r>
-        <m:sSub>
-          <m:e>
-            <m:r>
-              <w:rPr>
-                <w:rFonts w:ascii="Times New Roman" w:hAnsi="Times New Roman" w:eastAsia="Times New Roman" w:cs="Times New Roman"/>
-              </w:rPr>
-              <m:t>σ</m:t>
-            </m:r>
-          </m:e>
-          <m:sub>
+              <m:t>o</m:t>
+            </m:r>
             <m:r>
               <m:rPr>
                 <m:sty m:val="p"/>
@@ -17977,7 +17527,7 @@
               <w:rPr>
                 <w:rFonts w:ascii="Times New Roman" w:hAnsi="Times New Roman" w:eastAsia="Times New Roman" w:cs="Times New Roman"/>
               </w:rPr>
-              <m:t>o</m:t>
+              <m:t>a</m:t>
             </m:r>
             <m:r>
               <m:rPr>
@@ -17986,8 +17536,70 @@
               <w:rPr>
                 <w:rFonts w:ascii="Times New Roman" w:hAnsi="Times New Roman" w:eastAsia="Times New Roman" w:cs="Times New Roman"/>
               </w:rPr>
-              <m:t>t</m:t>
-            </m:r>
+              <m:t>l</m:t>
+            </m:r>
+          </m:sub>
+        </m:sSub>
+        <m:r>
+          <m:rPr>
+            <m:sty m:val="p"/>
+          </m:rPr>
+          <w:rPr>
+            <w:rFonts w:ascii="Times New Roman" w:hAnsi="Times New Roman" w:eastAsia="Times New Roman" w:cs="Times New Roman"/>
+          </w:rPr>
+          <m:t>(</m:t>
+        </m:r>
+        <m:r>
+          <w:rPr>
+            <w:rFonts w:ascii="Times New Roman" w:hAnsi="Times New Roman" w:eastAsia="Times New Roman" w:cs="Times New Roman"/>
+          </w:rPr>
+          <m:t>x</m:t>
+        </m:r>
+        <m:r>
+          <m:rPr>
+            <m:sty m:val="p"/>
+          </m:rPr>
+          <w:rPr>
+            <w:rFonts w:ascii="Times New Roman" w:hAnsi="Times New Roman" w:eastAsia="Times New Roman" w:cs="Times New Roman"/>
+          </w:rPr>
+          <m:t>)</m:t>
+        </m:r>
+      </m:oMath>
+      <w:r>
+        <w:rPr>
+          <w:rFonts w:ascii="Times New Roman" w:hAnsi="Times New Roman" w:eastAsia="Times New Roman" w:cs="Times New Roman"/>
+          <w:sz w:val="20"/>
+          <w:szCs w:val="20"/>
+        </w:rPr>
+        <w:t xml:space="preserve">. Hence</w:t>
+      </w:r>
+      <w:r>
+        <w:rPr>
+          <w:rFonts w:ascii="Times New Roman" w:hAnsi="Times New Roman" w:eastAsia="Times New Roman" w:cs="Times New Roman"/>
+          <w:sz w:val="20"/>
+          <w:szCs w:val="20"/>
+        </w:rPr>
+        <w:t xml:space="preserve"> </w:t>
+      </w:r>
+      <m:oMath>
+        <m:sSubSup>
+          <m:e>
+            <m:r>
+              <w:rPr>
+                <w:rFonts w:ascii="Times New Roman" w:hAnsi="Times New Roman" w:eastAsia="Times New Roman" w:cs="Times New Roman"/>
+              </w:rPr>
+              <m:t>ψ</m:t>
+            </m:r>
+          </m:e>
+          <m:sub>
+            <m:r>
+              <w:rPr>
+                <w:rFonts w:ascii="Times New Roman" w:hAnsi="Times New Roman" w:eastAsia="Times New Roman" w:cs="Times New Roman"/>
+              </w:rPr>
+              <m:t>m</m:t>
+            </m:r>
+          </m:sub>
+          <m:sup>
             <m:r>
               <m:rPr>
                 <m:sty m:val="p"/>
@@ -17995,7 +17607,7 @@
               <w:rPr>
                 <w:rFonts w:ascii="Times New Roman" w:hAnsi="Times New Roman" w:eastAsia="Times New Roman" w:cs="Times New Roman"/>
               </w:rPr>
-              <m:t>a</m:t>
+              <m:t>t</m:t>
             </m:r>
             <m:r>
               <m:rPr>
@@ -18004,54 +17616,8 @@
               <w:rPr>
                 <w:rFonts w:ascii="Times New Roman" w:hAnsi="Times New Roman" w:eastAsia="Times New Roman" w:cs="Times New Roman"/>
               </w:rPr>
-              <m:t>l</m:t>
-            </m:r>
-          </m:sub>
-        </m:sSub>
-        <m:r>
-          <m:rPr>
-            <m:sty m:val="p"/>
-          </m:rPr>
-          <w:rPr>
-            <w:rFonts w:ascii="Times New Roman" w:hAnsi="Times New Roman" w:eastAsia="Times New Roman" w:cs="Times New Roman"/>
-          </w:rPr>
-          <m:t>(</m:t>
-        </m:r>
-        <m:r>
-          <w:rPr>
-            <w:rFonts w:ascii="Times New Roman" w:hAnsi="Times New Roman" w:eastAsia="Times New Roman" w:cs="Times New Roman"/>
-          </w:rPr>
-          <m:t>x</m:t>
-        </m:r>
-        <m:r>
-          <m:rPr>
-            <m:sty m:val="p"/>
-          </m:rPr>
-          <w:rPr>
-            <w:rFonts w:ascii="Times New Roman" w:hAnsi="Times New Roman" w:eastAsia="Times New Roman" w:cs="Times New Roman"/>
-          </w:rPr>
-          <m:t>)</m:t>
-        </m:r>
-        <m:r>
-          <m:rPr>
-            <m:sty m:val="p"/>
-          </m:rPr>
-          <w:rPr>
-            <w:rFonts w:ascii="Times New Roman" w:hAnsi="Times New Roman" w:eastAsia="Times New Roman" w:cs="Times New Roman"/>
-          </w:rPr>
-          <m:t>−</m:t>
-        </m:r>
-        <m:r>
-          <m:rPr>
-            <m:sty m:val="p"/>
-          </m:rPr>
-          <w:rPr>
-            <w:rFonts w:ascii="Times New Roman" w:hAnsi="Times New Roman" w:eastAsia="Times New Roman" w:cs="Times New Roman"/>
-          </w:rPr>
-          <m:t>|</m:t>
-        </m:r>
-        <m:sSub>
-          <m:e>
+              <m:t>r</m:t>
+            </m:r>
             <m:r>
               <m:rPr>
                 <m:sty m:val="p"/>
@@ -18059,52 +17625,8 @@
               <w:rPr>
                 <w:rFonts w:ascii="Times New Roman" w:hAnsi="Times New Roman" w:eastAsia="Times New Roman" w:cs="Times New Roman"/>
               </w:rPr>
-              <m:t>Δ</m:t>
-            </m:r>
-          </m:e>
-          <m:sub>
-            <m:r>
-              <w:rPr>
-                <w:rFonts w:ascii="Times New Roman" w:hAnsi="Times New Roman" w:eastAsia="Times New Roman" w:cs="Times New Roman"/>
-              </w:rPr>
-              <m:t>ψ</m:t>
-            </m:r>
-          </m:sub>
-        </m:sSub>
-        <m:r>
-          <m:rPr>
-            <m:sty m:val="p"/>
-          </m:rPr>
-          <w:rPr>
-            <w:rFonts w:ascii="Times New Roman" w:hAnsi="Times New Roman" w:eastAsia="Times New Roman" w:cs="Times New Roman"/>
-          </w:rPr>
-          <m:t>(</m:t>
-        </m:r>
-        <m:r>
-          <w:rPr>
-            <w:rFonts w:ascii="Times New Roman" w:hAnsi="Times New Roman" w:eastAsia="Times New Roman" w:cs="Times New Roman"/>
-          </w:rPr>
-          <m:t>x</m:t>
-        </m:r>
-        <m:r>
-          <m:rPr>
-            <m:sty m:val="p"/>
-          </m:rPr>
-          <w:rPr>
-            <w:rFonts w:ascii="Times New Roman" w:hAnsi="Times New Roman" w:eastAsia="Times New Roman" w:cs="Times New Roman"/>
-          </w:rPr>
-          <m:t>,</m:t>
-        </m:r>
-        <m:sSup>
-          <m:e>
-            <m:r>
-              <w:rPr>
-                <w:rFonts w:ascii="Times New Roman" w:hAnsi="Times New Roman" w:eastAsia="Times New Roman" w:cs="Times New Roman"/>
-              </w:rPr>
-              <m:t>v</m:t>
-            </m:r>
-          </m:e>
-          <m:sup>
+              <m:t>u</m:t>
+            </m:r>
             <m:r>
               <m:rPr>
                 <m:sty m:val="p"/>
@@ -18112,6 +17634,51 @@
               <w:rPr>
                 <w:rFonts w:ascii="Times New Roman" w:hAnsi="Times New Roman" w:eastAsia="Times New Roman" w:cs="Times New Roman"/>
               </w:rPr>
+              <m:t>e</m:t>
+            </m:r>
+          </m:sup>
+        </m:sSubSup>
+        <m:r>
+          <m:rPr>
+            <m:sty m:val="p"/>
+          </m:rPr>
+          <w:rPr>
+            <w:rFonts w:ascii="Times New Roman" w:hAnsi="Times New Roman" w:eastAsia="Times New Roman" w:cs="Times New Roman"/>
+          </w:rPr>
+          <m:t>(</m:t>
+        </m:r>
+        <m:r>
+          <w:rPr>
+            <w:rFonts w:ascii="Times New Roman" w:hAnsi="Times New Roman" w:eastAsia="Times New Roman" w:cs="Times New Roman"/>
+          </w:rPr>
+          <m:t>x</m:t>
+        </m:r>
+        <m:r>
+          <m:rPr>
+            <m:sty m:val="p"/>
+          </m:rPr>
+          <w:rPr>
+            <w:rFonts w:ascii="Times New Roman" w:hAnsi="Times New Roman" w:eastAsia="Times New Roman" w:cs="Times New Roman"/>
+          </w:rPr>
+          <m:t>,</m:t>
+        </m:r>
+        <m:sSup>
+          <m:e>
+            <m:r>
+              <w:rPr>
+                <w:rFonts w:ascii="Times New Roman" w:hAnsi="Times New Roman" w:eastAsia="Times New Roman" w:cs="Times New Roman"/>
+              </w:rPr>
+              <m:t>v</m:t>
+            </m:r>
+          </m:e>
+          <m:sup>
+            <m:r>
+              <m:rPr>
+                <m:sty m:val="p"/>
+              </m:rPr>
+              <w:rPr>
+                <w:rFonts w:ascii="Times New Roman" w:hAnsi="Times New Roman" w:eastAsia="Times New Roman" w:cs="Times New Roman"/>
+              </w:rPr>
               <m:t>*</m:t>
             </m:r>
           </m:sup>
@@ -18132,8 +17699,371 @@
           <w:rPr>
             <w:rFonts w:ascii="Times New Roman" w:hAnsi="Times New Roman" w:eastAsia="Times New Roman" w:cs="Times New Roman"/>
           </w:rPr>
+          <m:t>=</m:t>
+        </m:r>
+        <m:sSubSup>
+          <m:e>
+            <m:acc>
+              <m:accPr>
+                <m:chr m:val="̂"/>
+              </m:accPr>
+              <m:e>
+                <m:r>
+                  <w:rPr>
+                    <w:rFonts w:ascii="Times New Roman" w:hAnsi="Times New Roman" w:eastAsia="Times New Roman" w:cs="Times New Roman"/>
+                  </w:rPr>
+                  <m:t>ψ</m:t>
+                </m:r>
+              </m:e>
+            </m:acc>
+          </m:e>
+          <m:sub>
+            <m:r>
+              <w:rPr>
+                <w:rFonts w:ascii="Times New Roman" w:hAnsi="Times New Roman" w:eastAsia="Times New Roman" w:cs="Times New Roman"/>
+              </w:rPr>
+              <m:t>m</m:t>
+            </m:r>
+          </m:sub>
+          <m:sup>
+            <m:r>
+              <w:rPr>
+                <w:rFonts w:ascii="Times New Roman" w:hAnsi="Times New Roman" w:eastAsia="Times New Roman" w:cs="Times New Roman"/>
+              </w:rPr>
+              <m:t>0</m:t>
+            </m:r>
+          </m:sup>
+        </m:sSubSup>
+        <m:r>
+          <m:rPr>
+            <m:sty m:val="p"/>
+          </m:rPr>
+          <w:rPr>
+            <w:rFonts w:ascii="Times New Roman" w:hAnsi="Times New Roman" w:eastAsia="Times New Roman" w:cs="Times New Roman"/>
+          </w:rPr>
+          <m:t>(</m:t>
+        </m:r>
+        <m:r>
+          <w:rPr>
+            <w:rFonts w:ascii="Times New Roman" w:hAnsi="Times New Roman" w:eastAsia="Times New Roman" w:cs="Times New Roman"/>
+          </w:rPr>
+          <m:t>x</m:t>
+        </m:r>
+        <m:r>
+          <m:rPr>
+            <m:sty m:val="p"/>
+          </m:rPr>
+          <w:rPr>
+            <w:rFonts w:ascii="Times New Roman" w:hAnsi="Times New Roman" w:eastAsia="Times New Roman" w:cs="Times New Roman"/>
+          </w:rPr>
+          <m:t>,</m:t>
+        </m:r>
+        <m:sSup>
+          <m:e>
+            <m:r>
+              <w:rPr>
+                <w:rFonts w:ascii="Times New Roman" w:hAnsi="Times New Roman" w:eastAsia="Times New Roman" w:cs="Times New Roman"/>
+              </w:rPr>
+              <m:t>v</m:t>
+            </m:r>
+          </m:e>
+          <m:sup>
+            <m:r>
+              <m:rPr>
+                <m:sty m:val="p"/>
+              </m:rPr>
+              <w:rPr>
+                <w:rFonts w:ascii="Times New Roman" w:hAnsi="Times New Roman" w:eastAsia="Times New Roman" w:cs="Times New Roman"/>
+              </w:rPr>
+              <m:t>*</m:t>
+            </m:r>
+          </m:sup>
+        </m:sSup>
+        <m:r>
+          <m:rPr>
+            <m:sty m:val="p"/>
+          </m:rPr>
+          <w:rPr>
+            <w:rFonts w:ascii="Times New Roman" w:hAnsi="Times New Roman" w:eastAsia="Times New Roman" w:cs="Times New Roman"/>
+          </w:rPr>
+          <m:t>)</m:t>
+        </m:r>
+        <m:r>
+          <m:rPr>
+            <m:sty m:val="p"/>
+          </m:rPr>
+          <w:rPr>
+            <w:rFonts w:ascii="Times New Roman" w:hAnsi="Times New Roman" w:eastAsia="Times New Roman" w:cs="Times New Roman"/>
+          </w:rPr>
+          <m:t>+</m:t>
+        </m:r>
+        <m:sSub>
+          <m:e>
+            <m:r>
+              <m:rPr>
+                <m:sty m:val="p"/>
+              </m:rPr>
+              <w:rPr>
+                <w:rFonts w:ascii="Times New Roman" w:hAnsi="Times New Roman" w:eastAsia="Times New Roman" w:cs="Times New Roman"/>
+              </w:rPr>
+              <m:t>Δ</m:t>
+            </m:r>
+          </m:e>
+          <m:sub>
+            <m:r>
+              <w:rPr>
+                <w:rFonts w:ascii="Times New Roman" w:hAnsi="Times New Roman" w:eastAsia="Times New Roman" w:cs="Times New Roman"/>
+              </w:rPr>
+              <m:t>ψ</m:t>
+            </m:r>
+          </m:sub>
+        </m:sSub>
+        <m:r>
+          <m:rPr>
+            <m:sty m:val="p"/>
+          </m:rPr>
+          <w:rPr>
+            <w:rFonts w:ascii="Times New Roman" w:hAnsi="Times New Roman" w:eastAsia="Times New Roman" w:cs="Times New Roman"/>
+          </w:rPr>
+          <m:t>(</m:t>
+        </m:r>
+        <m:r>
+          <w:rPr>
+            <w:rFonts w:ascii="Times New Roman" w:hAnsi="Times New Roman" w:eastAsia="Times New Roman" w:cs="Times New Roman"/>
+          </w:rPr>
+          <m:t>x</m:t>
+        </m:r>
+        <m:r>
+          <m:rPr>
+            <m:sty m:val="p"/>
+          </m:rPr>
+          <w:rPr>
+            <w:rFonts w:ascii="Times New Roman" w:hAnsi="Times New Roman" w:eastAsia="Times New Roman" w:cs="Times New Roman"/>
+          </w:rPr>
+          <m:t>,</m:t>
+        </m:r>
+        <m:sSup>
+          <m:e>
+            <m:r>
+              <w:rPr>
+                <w:rFonts w:ascii="Times New Roman" w:hAnsi="Times New Roman" w:eastAsia="Times New Roman" w:cs="Times New Roman"/>
+              </w:rPr>
+              <m:t>v</m:t>
+            </m:r>
+          </m:e>
+          <m:sup>
+            <m:r>
+              <m:rPr>
+                <m:sty m:val="p"/>
+              </m:rPr>
+              <w:rPr>
+                <w:rFonts w:ascii="Times New Roman" w:hAnsi="Times New Roman" w:eastAsia="Times New Roman" w:cs="Times New Roman"/>
+              </w:rPr>
+              <m:t>*</m:t>
+            </m:r>
+          </m:sup>
+        </m:sSup>
+        <m:r>
+          <m:rPr>
+            <m:sty m:val="p"/>
+          </m:rPr>
+          <w:rPr>
+            <w:rFonts w:ascii="Times New Roman" w:hAnsi="Times New Roman" w:eastAsia="Times New Roman" w:cs="Times New Roman"/>
+          </w:rPr>
+          <m:t>)</m:t>
+        </m:r>
+        <m:r>
+          <m:rPr>
+            <m:sty m:val="p"/>
+          </m:rPr>
+          <w:rPr>
+            <w:rFonts w:ascii="Times New Roman" w:hAnsi="Times New Roman" w:eastAsia="Times New Roman" w:cs="Times New Roman"/>
+          </w:rPr>
+          <m:t>≥</m:t>
+        </m:r>
+        <m:sSub>
+          <m:e>
+            <m:r>
+              <w:rPr>
+                <w:rFonts w:ascii="Times New Roman" w:hAnsi="Times New Roman" w:eastAsia="Times New Roman" w:cs="Times New Roman"/>
+              </w:rPr>
+              <m:t>σ</m:t>
+            </m:r>
+          </m:e>
+          <m:sub>
+            <m:r>
+              <m:rPr>
+                <m:sty m:val="p"/>
+              </m:rPr>
+              <w:rPr>
+                <w:rFonts w:ascii="Times New Roman" w:hAnsi="Times New Roman" w:eastAsia="Times New Roman" w:cs="Times New Roman"/>
+              </w:rPr>
+              <m:t>t</m:t>
+            </m:r>
+            <m:r>
+              <m:rPr>
+                <m:sty m:val="p"/>
+              </m:rPr>
+              <w:rPr>
+                <w:rFonts w:ascii="Times New Roman" w:hAnsi="Times New Roman" w:eastAsia="Times New Roman" w:cs="Times New Roman"/>
+              </w:rPr>
+              <m:t>o</m:t>
+            </m:r>
+            <m:r>
+              <m:rPr>
+                <m:sty m:val="p"/>
+              </m:rPr>
+              <w:rPr>
+                <w:rFonts w:ascii="Times New Roman" w:hAnsi="Times New Roman" w:eastAsia="Times New Roman" w:cs="Times New Roman"/>
+              </w:rPr>
+              <m:t>t</m:t>
+            </m:r>
+            <m:r>
+              <m:rPr>
+                <m:sty m:val="p"/>
+              </m:rPr>
+              <w:rPr>
+                <w:rFonts w:ascii="Times New Roman" w:hAnsi="Times New Roman" w:eastAsia="Times New Roman" w:cs="Times New Roman"/>
+              </w:rPr>
+              <m:t>a</m:t>
+            </m:r>
+            <m:r>
+              <m:rPr>
+                <m:sty m:val="p"/>
+              </m:rPr>
+              <w:rPr>
+                <w:rFonts w:ascii="Times New Roman" w:hAnsi="Times New Roman" w:eastAsia="Times New Roman" w:cs="Times New Roman"/>
+              </w:rPr>
+              <m:t>l</m:t>
+            </m:r>
+          </m:sub>
+        </m:sSub>
+        <m:r>
+          <m:rPr>
+            <m:sty m:val="p"/>
+          </m:rPr>
+          <w:rPr>
+            <w:rFonts w:ascii="Times New Roman" w:hAnsi="Times New Roman" w:eastAsia="Times New Roman" w:cs="Times New Roman"/>
+          </w:rPr>
+          <m:t>(</m:t>
+        </m:r>
+        <m:r>
+          <w:rPr>
+            <w:rFonts w:ascii="Times New Roman" w:hAnsi="Times New Roman" w:eastAsia="Times New Roman" w:cs="Times New Roman"/>
+          </w:rPr>
+          <m:t>x</m:t>
+        </m:r>
+        <m:r>
+          <m:rPr>
+            <m:sty m:val="p"/>
+          </m:rPr>
+          <w:rPr>
+            <w:rFonts w:ascii="Times New Roman" w:hAnsi="Times New Roman" w:eastAsia="Times New Roman" w:cs="Times New Roman"/>
+          </w:rPr>
+          <m:t>)</m:t>
+        </m:r>
+        <m:r>
+          <m:rPr>
+            <m:sty m:val="p"/>
+          </m:rPr>
+          <w:rPr>
+            <w:rFonts w:ascii="Times New Roman" w:hAnsi="Times New Roman" w:eastAsia="Times New Roman" w:cs="Times New Roman"/>
+          </w:rPr>
+          <m:t>−</m:t>
+        </m:r>
+        <m:r>
+          <m:rPr>
+            <m:sty m:val="p"/>
+          </m:rPr>
+          <w:rPr>
+            <w:rFonts w:ascii="Times New Roman" w:hAnsi="Times New Roman" w:eastAsia="Times New Roman" w:cs="Times New Roman"/>
+          </w:rPr>
           <m:t>|</m:t>
         </m:r>
+        <m:sSub>
+          <m:e>
+            <m:r>
+              <m:rPr>
+                <m:sty m:val="p"/>
+              </m:rPr>
+              <w:rPr>
+                <w:rFonts w:ascii="Times New Roman" w:hAnsi="Times New Roman" w:eastAsia="Times New Roman" w:cs="Times New Roman"/>
+              </w:rPr>
+              <m:t>Δ</m:t>
+            </m:r>
+          </m:e>
+          <m:sub>
+            <m:r>
+              <w:rPr>
+                <w:rFonts w:ascii="Times New Roman" w:hAnsi="Times New Roman" w:eastAsia="Times New Roman" w:cs="Times New Roman"/>
+              </w:rPr>
+              <m:t>ψ</m:t>
+            </m:r>
+          </m:sub>
+        </m:sSub>
+        <m:r>
+          <m:rPr>
+            <m:sty m:val="p"/>
+          </m:rPr>
+          <w:rPr>
+            <w:rFonts w:ascii="Times New Roman" w:hAnsi="Times New Roman" w:eastAsia="Times New Roman" w:cs="Times New Roman"/>
+          </w:rPr>
+          <m:t>(</m:t>
+        </m:r>
+        <m:r>
+          <w:rPr>
+            <w:rFonts w:ascii="Times New Roman" w:hAnsi="Times New Roman" w:eastAsia="Times New Roman" w:cs="Times New Roman"/>
+          </w:rPr>
+          <m:t>x</m:t>
+        </m:r>
+        <m:r>
+          <m:rPr>
+            <m:sty m:val="p"/>
+          </m:rPr>
+          <w:rPr>
+            <w:rFonts w:ascii="Times New Roman" w:hAnsi="Times New Roman" w:eastAsia="Times New Roman" w:cs="Times New Roman"/>
+          </w:rPr>
+          <m:t>,</m:t>
+        </m:r>
+        <m:sSup>
+          <m:e>
+            <m:r>
+              <w:rPr>
+                <w:rFonts w:ascii="Times New Roman" w:hAnsi="Times New Roman" w:eastAsia="Times New Roman" w:cs="Times New Roman"/>
+              </w:rPr>
+              <m:t>v</m:t>
+            </m:r>
+          </m:e>
+          <m:sup>
+            <m:r>
+              <m:rPr>
+                <m:sty m:val="p"/>
+              </m:rPr>
+              <w:rPr>
+                <w:rFonts w:ascii="Times New Roman" w:hAnsi="Times New Roman" w:eastAsia="Times New Roman" w:cs="Times New Roman"/>
+              </w:rPr>
+              <m:t>*</m:t>
+            </m:r>
+          </m:sup>
+        </m:sSup>
+        <m:r>
+          <m:rPr>
+            <m:sty m:val="p"/>
+          </m:rPr>
+          <w:rPr>
+            <w:rFonts w:ascii="Times New Roman" w:hAnsi="Times New Roman" w:eastAsia="Times New Roman" w:cs="Times New Roman"/>
+          </w:rPr>
+          <m:t>)</m:t>
+        </m:r>
+        <m:r>
+          <m:rPr>
+            <m:sty m:val="p"/>
+          </m:rPr>
+          <w:rPr>
+            <w:rFonts w:ascii="Times New Roman" w:hAnsi="Times New Roman" w:eastAsia="Times New Roman" w:cs="Times New Roman"/>
+          </w:rPr>
+          <m:t>|</m:t>
+        </m:r>
         <m:r>
           <m:rPr>
             <m:sty m:val="p"/>
@@ -18156,7 +18086,7 @@
           <w:sz w:val="20"/>
           <w:szCs w:val="20"/>
         </w:rPr>
-        <w:t xml:space="preserve">. By the HOCBF forward-invariance theorem cited in the main article, the safe set</w:t>
+        <w:t xml:space="preserve">. Because</w:t>
       </w:r>
       <w:r>
         <w:rPr>
@@ -18168,6 +18098,45 @@
       </w:r>
       <m:oMath>
         <m:r>
+          <w:rPr>
+            <w:rFonts w:ascii="Times New Roman" w:hAnsi="Times New Roman" w:eastAsia="Times New Roman" w:cs="Times New Roman"/>
+          </w:rPr>
+          <m:t>x</m:t>
+        </m:r>
+        <m:r>
+          <m:rPr>
+            <m:sty m:val="p"/>
+          </m:rPr>
+          <w:rPr>
+            <w:rFonts w:ascii="Times New Roman" w:hAnsi="Times New Roman" w:eastAsia="Times New Roman" w:cs="Times New Roman"/>
+          </w:rPr>
+          <m:t>(</m:t>
+        </m:r>
+        <m:r>
+          <w:rPr>
+            <w:rFonts w:ascii="Times New Roman" w:hAnsi="Times New Roman" w:eastAsia="Times New Roman" w:cs="Times New Roman"/>
+          </w:rPr>
+          <m:t>0</m:t>
+        </m:r>
+        <m:r>
+          <m:rPr>
+            <m:sty m:val="p"/>
+          </m:rPr>
+          <w:rPr>
+            <w:rFonts w:ascii="Times New Roman" w:hAnsi="Times New Roman" w:eastAsia="Times New Roman" w:cs="Times New Roman"/>
+          </w:rPr>
+          <m:t>)</m:t>
+        </m:r>
+        <m:r>
+          <m:rPr>
+            <m:sty m:val="p"/>
+          </m:rPr>
+          <w:rPr>
+            <w:rFonts w:ascii="Times New Roman" w:hAnsi="Times New Roman" w:eastAsia="Times New Roman" w:cs="Times New Roman"/>
+          </w:rPr>
+          <m:t>∈</m:t>
+        </m:r>
+        <m:r>
           <m:rPr>
             <m:scr m:val="script"/>
             <m:sty m:val="p"/>
@@ -18184,15 +18153,79 @@
           <w:sz w:val="20"/>
           <w:szCs w:val="20"/>
         </w:rPr>
+        <w:t xml:space="preserve">, all lower-order recursive conditions in the main article’s definition of</w:t>
+      </w:r>
+      <w:r>
+        <w:rPr>
+          <w:rFonts w:ascii="Times New Roman" w:hAnsi="Times New Roman" w:eastAsia="Times New Roman" w:cs="Times New Roman"/>
+          <w:sz w:val="20"/>
+          <w:szCs w:val="20"/>
+        </w:rPr>
         <w:t xml:space="preserve"> </w:t>
       </w:r>
-      <w:r>
-        <w:rPr>
-          <w:rFonts w:ascii="Times New Roman" w:hAnsi="Times New Roman" w:eastAsia="Times New Roman" w:cs="Times New Roman"/>
-          <w:sz w:val="20"/>
-          <w:szCs w:val="20"/>
-        </w:rPr>
-        <w:t xml:space="preserve">is forward invariant. ◻</w:t>
+      <m:oMath>
+        <m:r>
+          <m:rPr>
+            <m:scr m:val="script"/>
+            <m:sty m:val="p"/>
+          </m:rPr>
+          <w:rPr>
+            <w:rFonts w:ascii="Times New Roman" w:hAnsi="Times New Roman" w:eastAsia="Times New Roman" w:cs="Times New Roman"/>
+          </w:rPr>
+          <m:t>C</m:t>
+        </m:r>
+      </m:oMath>
+      <w:r>
+        <w:rPr>
+          <w:rFonts w:ascii="Times New Roman" w:hAnsi="Times New Roman" w:eastAsia="Times New Roman" w:cs="Times New Roman"/>
+          <w:sz w:val="20"/>
+          <w:szCs w:val="20"/>
+        </w:rPr>
+        <w:t xml:space="preserve"> </w:t>
+      </w:r>
+      <w:r>
+        <w:rPr>
+          <w:rFonts w:ascii="Times New Roman" w:hAnsi="Times New Roman" w:eastAsia="Times New Roman" w:cs="Times New Roman"/>
+          <w:sz w:val="20"/>
+          <w:szCs w:val="20"/>
+        </w:rPr>
+        <w:t xml:space="preserve">are satisfied initially. The HOCBF forward-invariance theorem cited there therefore renders</w:t>
+      </w:r>
+      <w:r>
+        <w:rPr>
+          <w:rFonts w:ascii="Times New Roman" w:hAnsi="Times New Roman" w:eastAsia="Times New Roman" w:cs="Times New Roman"/>
+          <w:sz w:val="20"/>
+          <w:szCs w:val="20"/>
+        </w:rPr>
+        <w:t xml:space="preserve"> </w:t>
+      </w:r>
+      <m:oMath>
+        <m:r>
+          <m:rPr>
+            <m:scr m:val="script"/>
+            <m:sty m:val="p"/>
+          </m:rPr>
+          <w:rPr>
+            <w:rFonts w:ascii="Times New Roman" w:hAnsi="Times New Roman" w:eastAsia="Times New Roman" w:cs="Times New Roman"/>
+          </w:rPr>
+          <m:t>C</m:t>
+        </m:r>
+      </m:oMath>
+      <w:r>
+        <w:rPr>
+          <w:rFonts w:ascii="Times New Roman" w:hAnsi="Times New Roman" w:eastAsia="Times New Roman" w:cs="Times New Roman"/>
+          <w:sz w:val="20"/>
+          <w:szCs w:val="20"/>
+        </w:rPr>
+        <w:t xml:space="preserve"> </w:t>
+      </w:r>
+      <w:r>
+        <w:rPr>
+          <w:rFonts w:ascii="Times New Roman" w:hAnsi="Times New Roman" w:eastAsia="Times New Roman" w:cs="Times New Roman"/>
+          <w:sz w:val="20"/>
+          <w:szCs w:val="20"/>
+        </w:rPr>
+        <w:t xml:space="preserve">forward invariant. ◻</w:t>
       </w:r>
     </w:p>
     <w:p>
@@ -18782,7 +18815,7 @@
           <w:sz w:val="20"/>
           <w:szCs w:val="20"/>
         </w:rPr>
-        <w:t xml:space="preserve">. For the CCS benchmark,</w:t>
+        <w:t xml:space="preserve">. This term is evaluated separately for each barrier row and included in that row’s total margin; Theorem 1 does not assume a fixed ratio between</w:t>
       </w:r>
       <w:r>
         <w:rPr>
@@ -18841,15 +18874,32 @@
             </m:r>
           </m:sub>
         </m:sSub>
-        <m:r>
-          <m:rPr>
-            <m:sty m:val="p"/>
-          </m:rPr>
-          <w:rPr>
-            <w:rFonts w:ascii="Times New Roman" w:hAnsi="Times New Roman" w:eastAsia="Times New Roman" w:cs="Times New Roman"/>
-          </w:rPr>
-          <m:t>/</m:t>
-        </m:r>
+      </m:oMath>
+      <w:r>
+        <w:rPr>
+          <w:rFonts w:ascii="Times New Roman" w:hAnsi="Times New Roman" w:eastAsia="Times New Roman" w:cs="Times New Roman"/>
+          <w:sz w:val="20"/>
+          <w:szCs w:val="20"/>
+        </w:rPr>
+        <w:t xml:space="preserve"> </w:t>
+      </w:r>
+      <w:r>
+        <w:rPr>
+          <w:rFonts w:ascii="Times New Roman" w:hAnsi="Times New Roman" w:eastAsia="Times New Roman" w:cs="Times New Roman"/>
+          <w:sz w:val="20"/>
+          <w:szCs w:val="20"/>
+        </w:rPr>
+        <w:t xml:space="preserve">and</w:t>
+      </w:r>
+      <w:r>
+        <w:rPr>
+          <w:rFonts w:ascii="Times New Roman" w:hAnsi="Times New Roman" w:eastAsia="Times New Roman" w:cs="Times New Roman"/>
+          <w:sz w:val="20"/>
+          <w:szCs w:val="20"/>
+        </w:rPr>
+        <w:t xml:space="preserve"> </w:t>
+      </w:r>
+      <m:oMath>
         <m:sSub>
           <m:e>
             <m:r>
@@ -18907,21 +18957,6 @@
             </m:r>
           </m:sub>
         </m:sSub>
-        <m:r>
-          <m:rPr>
-            <m:sty m:val="p"/>
-          </m:rPr>
-          <w:rPr>
-            <w:rFonts w:ascii="Times New Roman" w:hAnsi="Times New Roman" w:eastAsia="Times New Roman" w:cs="Times New Roman"/>
-          </w:rPr>
-          <m:t>&lt;</m:t>
-        </m:r>
-        <m:r>
-          <w:rPr>
-            <w:rFonts w:ascii="Times New Roman" w:hAnsi="Times New Roman" w:eastAsia="Times New Roman" w:cs="Times New Roman"/>
-          </w:rPr>
-          <m:t>0.15</m:t>
-        </m:r>
       </m:oMath>
       <w:r>
         <w:rPr>
@@ -18929,15 +18964,7 @@
           <w:sz w:val="20"/>
           <w:szCs w:val="20"/>
         </w:rPr>
-        <w:t xml:space="preserve"> </w:t>
-      </w:r>
-      <w:r>
-        <w:rPr>
-          <w:rFonts w:ascii="Times New Roman" w:hAnsi="Times New Roman" w:eastAsia="Times New Roman" w:cs="Times New Roman"/>
-          <w:sz w:val="20"/>
-          <w:szCs w:val="20"/>
-        </w:rPr>
-        <w:t xml:space="preserve">for both constraints.</w:t>
+        <w:t xml:space="preserve">.</w:t>
       </w:r>
     </w:p>
     <w:sectPr>

--- a/paper/revision_submission/manuscript_mc_supplementary_revised.docx
+++ b/paper/revision_submission/manuscript_mc_supplementary_revised.docx
@@ -84,7 +84,7 @@
           <w:sz w:val="20"/>
           <w:szCs w:val="20"/>
         </w:rPr>
-        <w:t xml:space="preserve">All benchmark violation rates are evaluated at the native 1 s controller instants. A controller sample is counted once when any enforced pressure, separator-enthalpy, or power barrier satisfies</w:t>
+        <w:t xml:space="preserve">All benchmark violation rates are evaluated at the native 1 s controller instants. A controller sample is counted once when any enforced barrier satisfies</w:t>
       </w:r>
       <w:r>
         <w:rPr>
@@ -98,113 +98,172 @@
         <ns1:sSub>
           <ns1:e>
             <ns1:r>
+              <w:rPr>
+                <w:rFonts w:ascii="Times New Roman" w:hAnsi="Times New Roman" w:eastAsia="Times New Roman" w:cs="Times New Roman"/>
+              </w:rPr>
+              <ns1:t>h</ns1:t>
+            </ns1:r>
+          </ns1:e>
+          <ns1:sub>
+            <ns1:r>
+              <w:rPr>
+                <w:rFonts w:ascii="Times New Roman" w:hAnsi="Times New Roman" w:eastAsia="Times New Roman" w:cs="Times New Roman"/>
+              </w:rPr>
+              <ns1:t>j</ns1:t>
+            </ns1:r>
+          </ns1:sub>
+        </ns1:sSub>
+        <ns1:r>
+          <ns1:rPr>
+            <ns1:sty ns1:val="p"/>
+          </ns1:rPr>
+          <w:rPr>
+            <w:rFonts w:ascii="Times New Roman" w:hAnsi="Times New Roman" w:eastAsia="Times New Roman" w:cs="Times New Roman"/>
+          </w:rPr>
+          <ns1:t>(</ns1:t>
+        </ns1:r>
+        <ns1:sSub>
+          <ns1:e>
+            <ns1:r>
+              <w:rPr>
+                <w:rFonts w:ascii="Times New Roman" w:hAnsi="Times New Roman" w:eastAsia="Times New Roman" w:cs="Times New Roman"/>
+              </w:rPr>
+              <ns1:t>x</ns1:t>
+            </ns1:r>
+          </ns1:e>
+          <ns1:sub>
+            <ns1:r>
+              <w:rPr>
+                <w:rFonts w:ascii="Times New Roman" w:hAnsi="Times New Roman" w:eastAsia="Times New Roman" w:cs="Times New Roman"/>
+              </w:rPr>
+              <ns1:t>k</ns1:t>
+            </ns1:r>
+          </ns1:sub>
+        </ns1:sSub>
+        <ns1:r>
+          <ns1:rPr>
+            <ns1:sty ns1:val="p"/>
+          </ns1:rPr>
+          <w:rPr>
+            <w:rFonts w:ascii="Times New Roman" w:hAnsi="Times New Roman" w:eastAsia="Times New Roman" w:cs="Times New Roman"/>
+          </w:rPr>
+          <ns1:t>)</ns1:t>
+        </ns1:r>
+        <ns1:r>
+          <ns1:rPr>
+            <ns1:sty ns1:val="p"/>
+          </ns1:rPr>
+          <w:rPr>
+            <w:rFonts w:ascii="Times New Roman" w:hAnsi="Times New Roman" w:eastAsia="Times New Roman" w:cs="Times New Roman"/>
+          </w:rPr>
+          <ns1:t>&lt;</ns1:t>
+        </ns1:r>
+        <ns1:r>
+          <ns1:rPr>
+            <ns1:sty ns1:val="p"/>
+          </ns1:rPr>
+          <w:rPr>
+            <w:rFonts w:ascii="Times New Roman" w:hAnsi="Times New Roman" w:eastAsia="Times New Roman" w:cs="Times New Roman"/>
+          </w:rPr>
+          <ns1:t>−</ns1:t>
+        </ns1:r>
+        <ns1:sSub>
+          <ns1:e>
+            <ns1:r>
+              <w:rPr>
+                <w:rFonts w:ascii="Times New Roman" w:hAnsi="Times New Roman" w:eastAsia="Times New Roman" w:cs="Times New Roman"/>
+              </w:rPr>
+              <ns1:t>η</ns1:t>
+            </ns1:r>
+          </ns1:e>
+          <ns1:sub>
+            <ns1:r>
+              <w:rPr>
+                <w:rFonts w:ascii="Times New Roman" w:hAnsi="Times New Roman" w:eastAsia="Times New Roman" w:cs="Times New Roman"/>
+              </w:rPr>
+              <ns1:t>j</ns1:t>
+            </ns1:r>
+          </ns1:sub>
+        </ns1:sSub>
+      </ns1:oMath>
+      <w:r>
+        <w:rPr>
+          <w:rFonts w:ascii="Times New Roman" w:hAnsi="Times New Roman" w:eastAsia="Times New Roman" w:cs="Times New Roman"/>
+          <w:sz w:val="20"/>
+          <w:szCs w:val="20"/>
+        </w:rPr>
+        <w:t xml:space="preserve">. Each</w:t>
+      </w:r>
+      <w:r>
+        <w:rPr>
+          <w:rFonts w:ascii="Times New Roman" w:hAnsi="Times New Roman" w:eastAsia="Times New Roman" w:cs="Times New Roman"/>
+          <w:sz w:val="20"/>
+          <w:szCs w:val="20"/>
+        </w:rPr>
+        <w:t xml:space="preserve"> </w:t>
+      </w:r>
+      <ns1:oMath>
+        <ns1:sSub>
+          <ns1:e>
+            <ns1:r>
+              <w:rPr>
+                <w:rFonts w:ascii="Times New Roman" w:hAnsi="Times New Roman" w:eastAsia="Times New Roman" w:cs="Times New Roman"/>
+              </w:rPr>
+              <ns1:t>η</ns1:t>
+            </ns1:r>
+          </ns1:e>
+          <ns1:sub>
+            <ns1:r>
+              <w:rPr>
+                <w:rFonts w:ascii="Times New Roman" w:hAnsi="Times New Roman" w:eastAsia="Times New Roman" w:cs="Times New Roman"/>
+              </w:rPr>
+              <ns1:t>j</ns1:t>
+            </ns1:r>
+          </ns1:sub>
+        </ns1:sSub>
+      </ns1:oMath>
+      <w:r>
+        <w:rPr>
+          <w:rFonts w:ascii="Times New Roman" w:hAnsi="Times New Roman" w:eastAsia="Times New Roman" w:cs="Times New Roman"/>
+          <w:sz w:val="20"/>
+          <w:szCs w:val="20"/>
+        </w:rPr>
+        <w:t xml:space="preserve"> </w:t>
+      </w:r>
+      <w:r>
+        <w:rPr>
+          <w:rFonts w:ascii="Times New Roman" w:hAnsi="Times New Roman" w:eastAsia="Times New Roman" w:cs="Times New Roman"/>
+          <w:sz w:val="20"/>
+          <w:szCs w:val="20"/>
+        </w:rPr>
+        <w:t xml:space="preserve">has the common numerical value</w:t>
+      </w:r>
+      <w:r>
+        <w:rPr>
+          <w:rFonts w:ascii="Times New Roman" w:hAnsi="Times New Roman" w:eastAsia="Times New Roman" w:cs="Times New Roman"/>
+          <w:sz w:val="20"/>
+          <w:szCs w:val="20"/>
+        </w:rPr>
+        <w:t xml:space="preserve"> </w:t>
+      </w:r>
+      <ns1:oMath>
+        <ns1:sSup>
+          <ns1:e>
+            <ns1:r>
+              <w:rPr>
+                <w:rFonts w:ascii="Times New Roman" w:hAnsi="Times New Roman" w:eastAsia="Times New Roman" w:cs="Times New Roman"/>
+              </w:rPr>
+              <ns1:t>10</ns1:t>
+            </ns1:r>
+          </ns1:e>
+          <ns1:sup>
+            <ns1:r>
               <ns1:rPr>
                 <ns1:sty ns1:val="p"/>
               </ns1:rPr>
               <w:rPr>
                 <w:rFonts w:ascii="Times New Roman" w:hAnsi="Times New Roman" w:eastAsia="Times New Roman" w:cs="Times New Roman"/>
               </w:rPr>
-              <ns1:t>min</ns1:t>
-            </ns1:r>
-          </ns1:e>
-          <ns1:sub>
-            <ns1:r>
-              <w:rPr>
-                <w:rFonts w:ascii="Times New Roman" w:hAnsi="Times New Roman" w:eastAsia="Times New Roman" w:cs="Times New Roman"/>
-              </w:rPr>
-              <ns1:t>j</ns1:t>
-            </ns1:r>
-          </ns1:sub>
-        </ns1:sSub>
-        <ns1:sSub>
-          <ns1:e>
-            <ns1:r>
-              <w:rPr>
-                <w:rFonts w:ascii="Times New Roman" w:hAnsi="Times New Roman" w:eastAsia="Times New Roman" w:cs="Times New Roman"/>
-              </w:rPr>
-              <ns1:t>h</ns1:t>
-            </ns1:r>
-          </ns1:e>
-          <ns1:sub>
-            <ns1:r>
-              <w:rPr>
-                <w:rFonts w:ascii="Times New Roman" w:hAnsi="Times New Roman" w:eastAsia="Times New Roman" w:cs="Times New Roman"/>
-              </w:rPr>
-              <ns1:t>j</ns1:t>
-            </ns1:r>
-          </ns1:sub>
-        </ns1:sSub>
-        <ns1:r>
-          <ns1:rPr>
-            <ns1:sty ns1:val="p"/>
-          </ns1:rPr>
-          <w:rPr>
-            <w:rFonts w:ascii="Times New Roman" w:hAnsi="Times New Roman" w:eastAsia="Times New Roman" w:cs="Times New Roman"/>
-          </w:rPr>
-          <ns1:t>(</ns1:t>
-        </ns1:r>
-        <ns1:sSub>
-          <ns1:e>
-            <ns1:r>
-              <w:rPr>
-                <w:rFonts w:ascii="Times New Roman" w:hAnsi="Times New Roman" w:eastAsia="Times New Roman" w:cs="Times New Roman"/>
-              </w:rPr>
-              <ns1:t>x</ns1:t>
-            </ns1:r>
-          </ns1:e>
-          <ns1:sub>
-            <ns1:r>
-              <w:rPr>
-                <w:rFonts w:ascii="Times New Roman" w:hAnsi="Times New Roman" w:eastAsia="Times New Roman" w:cs="Times New Roman"/>
-              </w:rPr>
-              <ns1:t>k</ns1:t>
-            </ns1:r>
-          </ns1:sub>
-        </ns1:sSub>
-        <ns1:r>
-          <ns1:rPr>
-            <ns1:sty ns1:val="p"/>
-          </ns1:rPr>
-          <w:rPr>
-            <w:rFonts w:ascii="Times New Roman" w:hAnsi="Times New Roman" w:eastAsia="Times New Roman" w:cs="Times New Roman"/>
-          </w:rPr>
-          <ns1:t>)</ns1:t>
-        </ns1:r>
-        <ns1:r>
-          <ns1:rPr>
-            <ns1:sty ns1:val="p"/>
-          </ns1:rPr>
-          <w:rPr>
-            <w:rFonts w:ascii="Times New Roman" w:hAnsi="Times New Roman" w:eastAsia="Times New Roman" w:cs="Times New Roman"/>
-          </w:rPr>
-          <ns1:t>&lt;</ns1:t>
-        </ns1:r>
-        <ns1:r>
-          <ns1:rPr>
-            <ns1:sty ns1:val="p"/>
-          </ns1:rPr>
-          <w:rPr>
-            <w:rFonts w:ascii="Times New Roman" w:hAnsi="Times New Roman" w:eastAsia="Times New Roman" w:cs="Times New Roman"/>
-          </w:rPr>
-          <ns1:t>−</ns1:t>
-        </ns1:r>
-        <ns1:sSup>
-          <ns1:e>
-            <ns1:r>
-              <w:rPr>
-                <w:rFonts w:ascii="Times New Roman" w:hAnsi="Times New Roman" w:eastAsia="Times New Roman" w:cs="Times New Roman"/>
-              </w:rPr>
-              <ns1:t>10</ns1:t>
-            </ns1:r>
-          </ns1:e>
-          <ns1:sup>
-            <ns1:r>
-              <ns1:rPr>
-                <ns1:sty ns1:val="p"/>
-              </ns1:rPr>
-              <w:rPr>
-                <w:rFonts w:ascii="Times New Roman" w:hAnsi="Times New Roman" w:eastAsia="Times New Roman" w:cs="Times New Roman"/>
-              </w:rPr>
               <ns1:t>−</ns1:t>
             </ns1:r>
             <ns1:r>
@@ -230,7 +289,7 @@
           <w:sz w:val="20"/>
           <w:szCs w:val="20"/>
         </w:rPr>
-        <w:t xml:space="preserve">in raw barrier units. The tolerance excludes numerical boundary roundoff; the unrounded minimum barrier is retained separately. Episode-level event probabilities are not combined with these sample rates. Table S1 reports the corresponding count-level S3 diagnostics.</w:t>
+        <w:t xml:space="preserve">in the native unit of that barrier: MPa for pressure, kJ/kg for separator enthalpy, and MW for power. The test is applied separately to each unrounded constraint value; no minimum is taken across quantities with different units. These tolerances exclude numerical boundary roundoff. Episode-level event probabilities are not combined with these sample rates. Table S1 reports the corresponding count-level S3 diagnostics.</w:t>
       </w:r>
     </w:p>
     <w:p>
@@ -2864,7 +2923,7 @@
           <w:sz w:val="20"/>
           <w:szCs w:val="20"/>
         </w:rPr>
-        <w:t xml:space="preserve">000 samples. Both seeds record zero violating samples and zero rejected QPs, giving pooled counts of 0/50</w:t>
+        <w:t xml:space="preserve">000 samples. Both seeds record zero counted violations under the per-constraint tolerances and zero rejected QPs, giving pooled counts of 0/50</w:t>
       </w:r>
       <w:r>
         <w:rPr>
@@ -4354,7 +4413,7 @@
           <w:sz w:val="20"/>
           <w:szCs w:val="20"/>
         </w:rPr>
-        <w:t xml:space="preserve">space. Quotas are not borrowed between strata.</w:t>
+        <w:t xml:space="preserve">space. Quotas are not borrowed between strata. The upper stratum is a coverage bin and does not assert an exact 660 MW steady validation window.</w:t>
       </w:r>
     </w:p>
     <w:tbl>
@@ -4362,7 +4421,7 @@
         <w:tblStyle w:val="Table"/>
         <w:tblW w:type="dxa" w:w="8500"/>
         <w:tblLook w:firstRow="1" w:lastRow="0" w:firstColumn="0" w:lastColumn="0" w:noHBand="0" w:noVBand="0" w:val="0020"/>
-        <w:tblCaption w:val="Table S3. Fixed plant-GP load strata and quotas. Candidates are separated by at least 60 s and selected by deterministic farthest-point coverage in standardized (p_m,h_m,N_e) space. Quotas are not borrowed between strata."/>
+        <w:tblCaption w:val="Table S3. Fixed plant-GP load strata and quotas. Candidates are separated by at least 60 s and selected by deterministic farthest-point coverage in standardized (p_m,h_m,N_e) space. Quotas are not borrowed between strata. The upper stratum is a coverage bin and does not assert an exact 660 MW steady validation window."/>
         <w:jc w:val="center"/>
         <w:tblLayout w:type="fixed"/>
         <w:tblCellMar>
@@ -7462,7 +7521,7 @@
           <w:sz w:val="20"/>
           <w:szCs w:val="20"/>
         </w:rPr>
-        <w:t xml:space="preserve">The corrupted fits are deliberately evaluated without the pre-enable data-quality gate. The 100- and 250-point dictionaries show increased violations and QP rejection, while the 500-point dictionary retains zero observed violations and no rejection under both bounded fault-injection levels. The comparison therefore tests the joint effects of dictionary coverage and target quality; it does not imply that every corrupted fit fails or that the 500-point model is robust to arbitrary bad data. In deployment, held-out residual, coverage, and QP-feasibility checks are all required before a model receives write authority.</w:t>
+        <w:t xml:space="preserve">The corrupted fits are deliberately evaluated without the pre-enable data-quality gate. The 100- and 250-point dictionaries show increased violations and QP rejection, while the 500-point dictionary retains zero counted violations under the per-constraint tolerances and no rejection under both bounded fault-injection levels. The comparison therefore tests the joint effects of dictionary coverage and target quality; it does not imply that every corrupted fit fails or that the 500-point model is robust to arbitrary bad data. In deployment, held-out residual, coverage, and QP-feasibility checks are all required before a model receives write authority.</w:t>
       </w:r>
     </w:p>
     <w:p>
@@ -11040,7 +11099,7 @@
           <w:sz w:val="20"/>
           <w:szCs w:val="20"/>
         </w:rPr>
-        <w:t xml:space="preserve">The cohort analysis uses 300 s historian records from 2024–2025 and 25 June–5 July 2026. Two-hour windows contain 24 consecutive records and advance every 30 min. All 24 load samples must lie in 195–700 MW; pressure, pressure setpoint, and fuel flow must be finite, pressure channels must lie in 5–35 MPa, and fuel flow must be positive. One-to-one matching without replacement minimizes a standardized sum of squared differences in mean load, 24-point load-profile RMSE, load range, and mean fuel/load ratio. The respective calipers are 10, 30, and 40 MW and 0.08. The complete derived pair table and hashes of the 24 monthly pre-retrofit query files and the post-retrofit query file are included in the reproducibility package. Table S6 summarizes the recomputed matched cohort and its descriptive intervals.</w:t>
+        <w:t xml:space="preserve">The cohort analysis uses 300 s historian records from 2024–2025 and 25 June–5 July 2026. Two-hour windows contain 24 consecutive records and advance every 30 min. All 24 load samples must lie in 195–700 MW; this upper value is a permissive data-quality screen, not a reported operating endpoint. Pressure, pressure setpoint, and fuel flow must be finite, pressure channels must lie in 5–35 MPa, and fuel flow must be positive. One-to-one matching without replacement minimizes a standardized sum of squared differences in mean load, 24-point load-profile RMSE, load range, and mean fuel/load ratio. The respective calipers are 10, 30, and 40 MW and 0.08. The complete derived pair table and hashes of the 24 monthly pre-retrofit query files and the post-retrofit query file are included in the reproducibility package. Table S6 summarizes the recomputed matched cohort and its descriptive intervals.</w:t>
       </w:r>
     </w:p>
     <w:p>
@@ -13204,7 +13263,7 @@
           <w:sz w:val="20"/>
           <w:szCs w:val="20"/>
         </w:rPr>
-        <w:t xml:space="preserve">is fixed after training-block replay and passes the one-pass time-isolated validation gate without retuning; it is not copied from the benchmark S3 selection. Record-level plant replay remains a restricted enterprise asset and is not inferred from the high-load controller exports. The original PID gains, output limits, anti-windup, sliding-pressure curve, coordinated-control logic, and fuel/feedwater/turbine-valve base loops are unchanged; RoCBF-SF is added downstream with enable, bypass, heartbeat, command-quality, and DCS-selection logic. The outage also includes instrument calibration, actuator inspection, combustion-equipment maintenance, and heat-surface cleaning, so the historian before/after comparison is observational. The controller exports separately establish that the proposed filter executed after restart.</w:t>
+        <w:t xml:space="preserve">is fixed after training-block replay and passes the one-pass time-isolated validation gate without retuning; it is not copied from the benchmark S3 selection. Record-level plant replay remains a restricted enterprise asset and is not inferred from the high-load controller exports. Retained plant work-scope and controller-configuration records document that the original PID gains, output limits, anti-windup, sliding-pressure curve, coordinated-control logic, and fuel/feedwater/turbine-valve base loops were unchanged; RoCBF-SF was added downstream with enable, bypass, heartbeat, command-quality, and DCS-selection logic. The same work-scope records document instrument calibration, actuator inspection, combustion-equipment maintenance, and heat-surface cleaning during the outage. The record summary therefore narrows the control-system change to the proposed integration but does not remove concurrent maintenance as an alternative contributor, so the historian before/after comparison remains observational. The controller exports separately establish that the proposed filter executed after restart.</w:t>
       </w:r>
     </w:p>
     <w:p>
@@ -13713,7 +13772,7 @@
           <w:sz w:val="20"/>
           <w:szCs w:val="20"/>
         </w:rPr>
-        <w:t xml:space="preserve">000 observed state-limit violations in this implementation. These benchmark wall-clock measurements are distinct from the deployed-CPU evidence: the confirmed controller exports report a maximum QP time of 6.234 ms and a maximum total task time of 28.665 ms against the 1000 ms task deadline.</w:t>
+        <w:t xml:space="preserve">000 counted state-limit violations under the per-constraint tolerances in this implementation. These benchmark wall-clock measurements are distinct from the deployed-CPU evidence: the confirmed controller exports report a maximum QP time of 6.234 ms and a maximum total task time of 28.665 ms against the 1000 ms task deadline.</w:t>
       </w:r>
     </w:p>
     <w:p>

--- a/paper/revision_submission/manuscript_mc_supplementary_revised.docx
+++ b/paper/revision_submission/manuscript_mc_supplementary_revised.docx
@@ -21,6 +21,8 @@
       <w:pPr>
         <w:jc w:val="left"/>
         <w:spacing w:before="0" w:after="0"/>
+        <w:keepNext/>
+        <w:keepLines/>
       </w:pPr>
       <w:r>
         <w:rPr>
@@ -40,6 +42,7 @@
       <w:pPr>
         <w:pStyle w:val="11"/>
         <w:jc w:val="left"/>
+        <w:widowControl/>
         <w:ind w:firstLine="420"/>
       </w:pPr>
       <w:r>
@@ -57,6 +60,8 @@
       <w:pPr>
         <w:jc w:val="left"/>
         <w:spacing w:before="0" w:after="0"/>
+        <w:keepNext/>
+        <w:keepLines/>
       </w:pPr>
       <w:r>
         <w:rPr>
@@ -76,6 +81,7 @@
       <w:pPr>
         <w:pStyle w:val="11"/>
         <w:jc w:val="left"/>
+        <w:widowControl/>
         <w:ind w:firstLine="420"/>
       </w:pPr>
       <w:r>
@@ -295,7 +301,9 @@
     <w:p>
       <w:pPr>
         <w:jc w:val="left"/>
+        <w:widowControl/>
         <w:spacing w:before="80" w:after="120"/>
+        <w:keepNext/>
         <w:keepLines/>
       </w:pPr>
       <w:r>
@@ -1101,6 +1109,7 @@
       <w:pPr>
         <w:pStyle w:val="3"/>
         <w:jc w:val="left"/>
+        <w:widowControl/>
         <w:ind w:firstLine="420"/>
       </w:pPr>
       <w:r>
@@ -1175,6 +1184,8 @@
       <w:pPr>
         <w:jc w:val="left"/>
         <w:spacing w:before="0" w:after="0"/>
+        <w:keepNext/>
+        <w:keepLines/>
       </w:pPr>
       <w:r>
         <w:rPr>
@@ -1194,6 +1205,7 @@
       <w:pPr>
         <w:pStyle w:val="11"/>
         <w:jc w:val="left"/>
+        <w:widowControl/>
         <w:ind w:firstLine="420"/>
       </w:pPr>
       <w:r>
@@ -1268,7 +1280,9 @@
     <w:p>
       <w:pPr>
         <w:jc w:val="left"/>
+        <w:widowControl/>
         <w:spacing w:before="80" w:after="120"/>
+        <w:keepNext/>
         <w:keepLines/>
       </w:pPr>
       <w:r>
@@ -2840,6 +2854,7 @@
       <w:pPr>
         <w:pStyle w:val="3"/>
         <w:jc w:val="left"/>
+        <w:widowControl/>
         <w:ind w:firstLine="420"/>
       </w:pPr>
       <w:r>
@@ -2998,6 +3013,8 @@
       <w:pPr>
         <w:jc w:val="left"/>
         <w:spacing w:before="0" w:after="0"/>
+        <w:keepNext/>
+        <w:keepLines/>
       </w:pPr>
       <w:r>
         <w:rPr>
@@ -3017,6 +3034,7 @@
       <w:pPr>
         <w:pStyle w:val="11"/>
         <w:jc w:val="left"/>
+        <w:widowControl/>
         <w:ind w:firstLine="420"/>
       </w:pPr>
       <w:r>
@@ -3310,6 +3328,7 @@
       <w:pPr>
         <w:pStyle w:val="11"/>
         <w:jc w:val="left"/>
+        <w:widowControl/>
         <w:ind w:firstLine="420"/>
       </w:pPr>
       <w:r>
@@ -4031,6 +4050,7 @@
       <w:pPr>
         <w:pStyle w:val="11"/>
         <w:jc w:val="left"/>
+        <w:widowControl/>
         <w:ind w:firstLine="420"/>
       </w:pPr>
       <w:r>
@@ -4248,6 +4268,7 @@
       <w:pPr>
         <w:pStyle w:val="3"/>
         <w:jc w:val="left"/>
+        <w:widowControl/>
         <w:ind w:firstLine="420"/>
       </w:pPr>
       <w:r>
@@ -4278,7 +4299,9 @@
     <w:p>
       <w:pPr>
         <w:jc w:val="left"/>
+        <w:widowControl/>
         <w:spacing w:before="80" w:after="120"/>
+        <w:keepNext/>
         <w:keepLines/>
       </w:pPr>
       <w:r>
@@ -5050,6 +5073,7 @@
       <w:pPr>
         <w:pStyle w:val="3"/>
         <w:jc w:val="left"/>
+        <w:widowControl/>
         <w:ind w:firstLine="420"/>
       </w:pPr>
       <w:r>
@@ -5307,6 +5331,7 @@
       <w:pPr>
         <w:pStyle w:val="3"/>
         <w:jc w:val="left"/>
+        <w:widowControl/>
         <w:ind w:firstLine="420"/>
       </w:pPr>
       <w:r>
@@ -5429,7 +5454,9 @@
     <w:p>
       <w:pPr>
         <w:jc w:val="left"/>
+        <w:widowControl/>
         <w:spacing w:before="80" w:after="120"/>
+        <w:keepNext/>
         <w:keepLines/>
       </w:pPr>
       <w:r>
@@ -7513,6 +7540,7 @@
       <w:pPr>
         <w:pStyle w:val="3"/>
         <w:jc w:val="left"/>
+        <w:widowControl/>
         <w:ind w:firstLine="420"/>
       </w:pPr>
       <w:r>
@@ -7528,6 +7556,8 @@
       <w:pPr>
         <w:jc w:val="left"/>
         <w:spacing w:before="0" w:after="0"/>
+        <w:keepNext/>
+        <w:keepLines/>
       </w:pPr>
       <w:r>
         <w:rPr>
@@ -7547,6 +7577,7 @@
       <w:pPr>
         <w:pStyle w:val="11"/>
         <w:jc w:val="left"/>
+        <w:widowControl/>
         <w:ind w:firstLine="420"/>
       </w:pPr>
       <w:r>
@@ -8547,6 +8578,7 @@
       <w:pPr>
         <w:pStyle w:val="11"/>
         <w:jc w:val="left"/>
+        <w:widowControl/>
         <w:ind w:firstLine="420"/>
       </w:pPr>
       <w:r>
@@ -8809,7 +8841,9 @@
     <w:p>
       <w:pPr>
         <w:jc w:val="left"/>
+        <w:widowControl/>
         <w:spacing w:before="80" w:after="120"/>
+        <w:keepNext/>
         <w:keepLines/>
       </w:pPr>
       <w:r>
@@ -9660,6 +9694,7 @@
       <w:pPr>
         <w:pStyle w:val="3"/>
         <w:jc w:val="left"/>
+        <w:widowControl/>
         <w:ind w:firstLine="420"/>
       </w:pPr>
       <w:r>
@@ -10008,6 +10043,7 @@
       <w:pPr>
         <w:pStyle w:val="11"/>
         <w:jc w:val="left"/>
+        <w:widowControl/>
         <w:ind w:firstLine="420"/>
       </w:pPr>
       <w:r>
@@ -10023,6 +10059,7 @@
       <w:pPr>
         <w:pStyle w:val="3"/>
         <w:jc w:val="left"/>
+        <w:widowControl/>
         <w:ind w:firstLine="420"/>
       </w:pPr>
       <w:r>
@@ -10756,6 +10793,7 @@
       <w:pPr>
         <w:pStyle w:val="11"/>
         <w:jc w:val="left"/>
+        <w:widowControl/>
         <w:ind w:firstLine="420"/>
       </w:pPr>
       <w:r>
@@ -10796,6 +10834,7 @@
       <w:pPr>
         <w:pStyle w:val="3"/>
         <w:jc w:val="left"/>
+        <w:widowControl/>
         <w:ind w:firstLine="420"/>
       </w:pPr>
       <w:r>
@@ -10811,6 +10850,7 @@
       <w:pPr>
         <w:pStyle w:val="3"/>
         <w:jc w:val="left"/>
+        <w:widowControl/>
         <w:ind w:firstLine="420"/>
       </w:pPr>
       <w:r>
@@ -10826,6 +10866,8 @@
       <w:pPr>
         <w:jc w:val="left"/>
         <w:spacing w:before="0" w:after="0"/>
+        <w:keepNext/>
+        <w:keepLines/>
       </w:pPr>
       <w:r>
         <w:rPr>
@@ -10845,6 +10887,7 @@
       <w:pPr>
         <w:pStyle w:val="11"/>
         <w:jc w:val="left"/>
+        <w:widowControl/>
         <w:ind w:firstLine="420"/>
       </w:pPr>
       <w:r>
@@ -10860,6 +10903,7 @@
       <w:pPr>
         <w:pStyle w:val="3"/>
         <w:jc w:val="left"/>
+        <w:widowControl/>
         <w:ind w:firstLine="420"/>
       </w:pPr>
       <w:r>
@@ -11091,6 +11135,7 @@
       <w:pPr>
         <w:pStyle w:val="3"/>
         <w:jc w:val="left"/>
+        <w:widowControl/>
         <w:ind w:firstLine="420"/>
       </w:pPr>
       <w:r>
@@ -11105,7 +11150,9 @@
     <w:p>
       <w:pPr>
         <w:jc w:val="left"/>
+        <w:widowControl/>
         <w:spacing w:before="80" w:after="120"/>
+        <w:keepNext/>
         <w:keepLines/>
       </w:pPr>
       <w:r>
@@ -12105,6 +12152,7 @@
       <w:pPr>
         <w:pStyle w:val="3"/>
         <w:jc w:val="left"/>
+        <w:widowControl/>
         <w:ind w:firstLine="420"/>
       </w:pPr>
       <w:r>
@@ -12119,7 +12167,9 @@
     <w:p>
       <w:pPr>
         <w:jc w:val="left"/>
+        <w:widowControl/>
         <w:spacing w:before="80" w:after="120"/>
+        <w:keepNext/>
         <w:keepLines/>
       </w:pPr>
       <w:r>
@@ -12985,6 +13035,7 @@
       <w:pPr>
         <w:pStyle w:val="3"/>
         <w:jc w:val="left"/>
+        <w:widowControl/>
         <w:ind w:firstLine="420"/>
       </w:pPr>
       <w:r>
@@ -13196,6 +13247,7 @@
       <w:pPr>
         <w:pStyle w:val="3"/>
         <w:jc w:val="left"/>
+        <w:widowControl/>
         <w:ind w:firstLine="420"/>
       </w:pPr>
       <w:r>
@@ -13270,6 +13322,7 @@
       <w:pPr>
         <w:pStyle w:val="3"/>
         <w:jc w:val="left"/>
+        <w:widowControl/>
         <w:ind w:firstLine="420"/>
       </w:pPr>
       <w:r>
@@ -13285,6 +13338,8 @@
       <w:pPr>
         <w:jc w:val="left"/>
         <w:spacing w:before="0" w:after="0"/>
+        <w:keepNext/>
+        <w:keepLines/>
       </w:pPr>
       <w:r>
         <w:rPr>
@@ -13304,6 +13359,7 @@
       <w:pPr>
         <w:pStyle w:val="11"/>
         <w:jc w:val="left"/>
+        <w:widowControl/>
         <w:ind w:firstLine="420"/>
       </w:pPr>
       <w:r>
@@ -13748,6 +13804,7 @@
       <w:pPr>
         <w:pStyle w:val="3"/>
         <w:jc w:val="left"/>
+        <w:widowControl/>
         <w:ind w:firstLine="420"/>
       </w:pPr>
       <w:r>
@@ -13779,6 +13836,7 @@
       <w:pPr>
         <w:pStyle w:val="3"/>
         <w:jc w:val="left"/>
+        <w:widowControl/>
         <w:ind w:firstLine="420"/>
       </w:pPr>
       <w:r>
@@ -13845,6 +13903,8 @@
       <w:pPr>
         <w:jc w:val="left"/>
         <w:spacing w:before="0" w:after="0"/>
+        <w:keepNext/>
+        <w:keepLines/>
       </w:pPr>
       <w:r>
         <w:rPr>
@@ -13864,6 +13924,8 @@
       <w:pPr>
         <w:jc w:val="left"/>
         <w:spacing w:before="0" w:after="0"/>
+        <w:keepNext/>
+        <w:keepLines/>
       </w:pPr>
       <w:r>
         <w:rPr>
@@ -13883,6 +13945,7 @@
       <w:pPr>
         <w:pStyle w:val="11"/>
         <w:jc w:val="left"/>
+        <w:widowControl/>
         <w:ind w:firstLine="420"/>
       </w:pPr>
       <w:r>
@@ -14744,6 +14807,7 @@
       <w:pPr>
         <w:pStyle w:val="11"/>
         <w:jc w:val="left"/>
+        <w:widowControl/>
         <w:ind w:firstLine="420"/>
       </w:pPr>
       <w:r>
@@ -15202,6 +15266,7 @@
       <w:pPr>
         <w:pStyle w:val="11"/>
         <w:jc w:val="left"/>
+        <w:widowControl/>
         <w:ind w:firstLine="420"/>
       </w:pPr>
       <w:r>
@@ -15523,6 +15588,7 @@
       <w:pPr>
         <w:pStyle w:val="3"/>
         <w:jc w:val="left"/>
+        <w:widowControl/>
         <w:ind w:firstLine="420"/>
       </w:pPr>
       <w:r>
@@ -15780,6 +15846,8 @@
       <w:pPr>
         <w:jc w:val="left"/>
         <w:spacing w:before="0" w:after="0"/>
+        <w:keepNext/>
+        <w:keepLines/>
       </w:pPr>
       <w:r>
         <w:rPr>
@@ -15799,6 +15867,7 @@
       <w:pPr>
         <w:pStyle w:val="11"/>
         <w:jc w:val="left"/>
+        <w:widowControl/>
         <w:ind w:firstLine="420"/>
       </w:pPr>
       <w:r>
@@ -16268,6 +16337,7 @@
       <w:pPr>
         <w:pStyle w:val="3"/>
         <w:jc w:val="left"/>
+        <w:widowControl/>
         <w:ind w:firstLine="420"/>
       </w:pPr>
       <w:r>
@@ -16465,6 +16535,7 @@
           <w:numId w:val="1001"/>
         </w:numPr>
         <w:jc w:val="left"/>
+        <w:widowControl/>
       </w:pPr>
       <w:r>
         <w:rPr>
@@ -16927,6 +16998,7 @@
           <w:numId w:val="1001"/>
         </w:numPr>
         <w:jc w:val="left"/>
+        <w:widowControl/>
       </w:pPr>
       <w:r>
         <w:rPr>
@@ -17698,6 +17770,7 @@
       <w:pPr>
         <w:pStyle w:val="11"/>
         <w:jc w:val="left"/>
+        <w:widowControl/>
         <w:ind w:firstLine="420"/>
       </w:pPr>
       <w:r>
@@ -17798,6 +17871,7 @@
       <w:pPr>
         <w:pStyle w:val="3"/>
         <w:jc w:val="left"/>
+        <w:widowControl/>
         <w:ind w:firstLine="420"/>
       </w:pPr>
       <w:r>
@@ -18456,6 +18530,7 @@
       <w:pPr>
         <w:pStyle w:val="3"/>
         <w:jc w:val="left"/>
+        <w:widowControl/>
         <w:ind w:firstLine="420"/>
       </w:pPr>
       <w:r>
@@ -19765,6 +19840,8 @@
       <w:pPr>
         <w:jc w:val="left"/>
         <w:spacing w:before="0" w:after="0"/>
+        <w:keepNext/>
+        <w:keepLines/>
       </w:pPr>
       <w:r>
         <w:rPr>
@@ -19784,6 +19861,7 @@
       <w:pPr>
         <w:pStyle w:val="11"/>
         <w:jc w:val="left"/>
+        <w:widowControl/>
         <w:ind w:firstLine="420"/>
       </w:pPr>
       <w:r>
@@ -20243,6 +20321,7 @@
       <w:pPr>
         <w:pStyle w:val="11"/>
         <w:jc w:val="left"/>
+        <w:widowControl/>
         <w:ind w:firstLine="420"/>
       </w:pPr>
       <w:r>
@@ -20697,10 +20776,6 @@
     </w:sectPr>
   </w:body>
 </w:document>
-</file>
-
-<file path=word/comments.xml><?xml version="1.0" encoding="utf-8"?>
-<w:comments xmlns:w="http://schemas.openxmlformats.org/wordprocessingml/2006/main"/>
 </file>
 
 <file path=word/footnotes.xml><?xml version="1.0" encoding="utf-8"?>
